--- a/00-首页/题组Word/预赛基础卷/预赛基础卷III-教师版.docx
+++ b/00-首页/题组Word/预赛基础卷/预赛基础卷III-教师版.docx
@@ -18195,7 +18195,7 @@
     <ns0:name ns0:val="Verbatim Char"/>
     <ns0:basedOn ns0:val="BodyTextChar"/>
     <ns0:rPr>
-      <ns0:rFonts ns0:ascii="Times New Roman" ns0:cs="Times New Roman" ns0:eastAsia="FangSong" ns0:hAnsi="Times New Roman"/>
+      <ns0:rFonts ns0:ascii="SimSun" ns0:cs="SimSun" ns0:eastAsia="SimSun" ns0:hAnsi="SimSun"/>
       <ns0:b ns0:val="0"/>
       <ns0:sz ns0:val="20"/>
     </ns0:rPr>
@@ -18249,7 +18249,7 @@
       <w:wordWrap w:val="off"/>
     </w:pPr>
     <ns0:rPr>
-      <w:rFonts ns0:ascii="Times New Roman" ns0:hAnsi="Times New Roman" ns0:eastAsia="FangSong" ns0:cs="Times New Roman"/>
+      <w:rFonts ns0:ascii="SimSun" ns0:hAnsi="SimSun" ns0:eastAsia="SimSun" ns0:cs="SimSun"/>
     </ns0:rPr>
   </w:style>
   <w:style w:type="character" w:customStyle="1" w:styleId="KeywordTok">

--- a/00-首页/题组Word/预赛基础卷/预赛基础卷III-教师版.docx
+++ b/00-首页/题组Word/预赛基础卷/预赛基础卷III-教师版.docx
@@ -178,6 +178,8 @@
     <w:p>
       <w:pPr>
         <w:pStyle w:val="BodyText"/>
+        <w:ind w:left="480" w:hanging="480"/>
+        <w:spacing w:after="0"/>
       </w:pPr>
       <w:r>
         <w:rPr>
@@ -255,7 +257,20 @@
         <w:rPr>
           <w:rFonts w:ascii="Times New Roman" w:hAnsi="Times New Roman" w:eastAsia="Times New Roman" w:cs="Times New Roman"/>
         </w:rPr>
-        <w:t xml:space="preserve">- A. a </w:t>
+        <w:t xml:space="preserve">- </w:t>
+      </w:r>
+    </w:p>
+    <w:p>
+      <w:pPr>
+        <w:pStyle w:val="BodyText"/>
+        <w:ind w:left="480" w:hanging="480"/>
+        <w:spacing w:before="0" w:after="0"/>
+      </w:pPr>
+      <w:r>
+        <w:rPr>
+          <w:rFonts w:ascii="Times New Roman" w:hAnsi="Times New Roman" w:eastAsia="Times New Roman" w:cs="Times New Roman"/>
+        </w:rPr>
+        <w:t xml:space="preserve">A. a </w:t>
       </w:r>
       <w:r>
         <w:rPr>
@@ -285,7 +300,20 @@
         <w:rPr>
           <w:rFonts w:ascii="Times New Roman" w:hAnsi="Times New Roman" w:eastAsia="Times New Roman" w:cs="Times New Roman"/>
         </w:rPr>
-        <w:t xml:space="preserve">　　B. a </w:t>
+        <w:t xml:space="preserve">　　</w:t>
+      </w:r>
+    </w:p>
+    <w:p>
+      <w:pPr>
+        <w:pStyle w:val="BodyText"/>
+        <w:ind w:left="480" w:hanging="480"/>
+        <w:spacing w:before="0" w:after="0"/>
+      </w:pPr>
+      <w:r>
+        <w:rPr>
+          <w:rFonts w:ascii="Times New Roman" w:hAnsi="Times New Roman" w:eastAsia="Times New Roman" w:cs="Times New Roman"/>
+        </w:rPr>
+        <w:t xml:space="preserve">B. a </w:t>
       </w:r>
       <w:r>
         <w:rPr>
@@ -321,7 +349,20 @@
         <w:rPr>
           <w:rFonts w:ascii="Times New Roman" w:hAnsi="Times New Roman" w:eastAsia="Times New Roman" w:cs="Times New Roman"/>
         </w:rPr>
-        <w:t xml:space="preserve">- C. a、b、c </w:t>
+        <w:t xml:space="preserve">- </w:t>
+      </w:r>
+    </w:p>
+    <w:p>
+      <w:pPr>
+        <w:pStyle w:val="BodyText"/>
+        <w:ind w:left="480" w:hanging="480"/>
+        <w:spacing w:before="0" w:after="0"/>
+      </w:pPr>
+      <w:r>
+        <w:rPr>
+          <w:rFonts w:ascii="Times New Roman" w:hAnsi="Times New Roman" w:eastAsia="Times New Roman" w:cs="Times New Roman"/>
+        </w:rPr>
+        <w:t xml:space="preserve">C. a、b、c </w:t>
       </w:r>
       <w:r>
         <w:rPr>
@@ -333,7 +374,20 @@
         <w:rPr>
           <w:rFonts w:ascii="Times New Roman" w:hAnsi="Times New Roman" w:eastAsia="Times New Roman" w:cs="Times New Roman"/>
         </w:rPr>
-        <w:t xml:space="preserve">　　D. a </w:t>
+        <w:t xml:space="preserve">　　</w:t>
+      </w:r>
+    </w:p>
+    <w:p>
+      <w:pPr>
+        <w:pStyle w:val="BodyText"/>
+        <w:ind w:left="480" w:hanging="480"/>
+        <w:spacing w:before="0" w:after="180"/>
+      </w:pPr>
+      <w:r>
+        <w:rPr>
+          <w:rFonts w:ascii="Times New Roman" w:hAnsi="Times New Roman" w:eastAsia="Times New Roman" w:cs="Times New Roman"/>
+        </w:rPr>
+        <w:t xml:space="preserve">D. a </w:t>
       </w:r>
       <w:r>
         <w:rPr>
@@ -548,6 +602,8 @@
     <w:p>
       <w:pPr>
         <w:pStyle w:val="BodyText"/>
+        <w:ind w:left="480" w:hanging="480"/>
+        <w:spacing w:after="0"/>
       </w:pPr>
       <w:r>
         <w:rPr>
@@ -753,7 +809,20 @@
         <w:rPr>
           <w:rFonts w:ascii="Times New Roman" w:hAnsi="Times New Roman" w:eastAsia="Times New Roman" w:cs="Times New Roman"/>
         </w:rPr>
-        <w:t xml:space="preserve">- A. </w:t>
+        <w:t xml:space="preserve">- </w:t>
+      </w:r>
+    </w:p>
+    <w:p>
+      <w:pPr>
+        <w:pStyle w:val="BodyText"/>
+        <w:ind w:left="480" w:hanging="480"/>
+        <w:spacing w:before="0" w:after="0"/>
+      </w:pPr>
+      <w:r>
+        <w:rPr>
+          <w:rFonts w:ascii="Times New Roman" w:hAnsi="Times New Roman" w:eastAsia="Times New Roman" w:cs="Times New Roman"/>
+        </w:rPr>
+        <w:t xml:space="preserve">A. </w:t>
       </w:r>
       <w:r>
         <w:rPr>
@@ -867,7 +936,20 @@
         <w:rPr>
           <w:rFonts w:ascii="Times New Roman" w:hAnsi="Times New Roman" w:eastAsia="Times New Roman" w:cs="Times New Roman"/>
         </w:rPr>
-        <w:t xml:space="preserve">- B. </w:t>
+        <w:t xml:space="preserve">- </w:t>
+      </w:r>
+    </w:p>
+    <w:p>
+      <w:pPr>
+        <w:pStyle w:val="BodyText"/>
+        <w:ind w:left="480" w:hanging="480"/>
+        <w:spacing w:before="0" w:after="0"/>
+      </w:pPr>
+      <w:r>
+        <w:rPr>
+          <w:rFonts w:ascii="Times New Roman" w:hAnsi="Times New Roman" w:eastAsia="Times New Roman" w:cs="Times New Roman"/>
+        </w:rPr>
+        <w:t xml:space="preserve">B. </w:t>
       </w:r>
       <w:r>
         <w:rPr>
@@ -967,7 +1049,20 @@
         <w:rPr>
           <w:rFonts w:ascii="Times New Roman" w:hAnsi="Times New Roman" w:eastAsia="Times New Roman" w:cs="Times New Roman"/>
         </w:rPr>
-        <w:t xml:space="preserve">- C. </w:t>
+        <w:t xml:space="preserve">- </w:t>
+      </w:r>
+    </w:p>
+    <w:p>
+      <w:pPr>
+        <w:pStyle w:val="BodyText"/>
+        <w:ind w:left="480" w:hanging="480"/>
+        <w:spacing w:before="0" w:after="0"/>
+      </w:pPr>
+      <w:r>
+        <w:rPr>
+          <w:rFonts w:ascii="Times New Roman" w:hAnsi="Times New Roman" w:eastAsia="Times New Roman" w:cs="Times New Roman"/>
+        </w:rPr>
+        <w:t xml:space="preserve">C. </w:t>
       </w:r>
       <w:r>
         <w:rPr>
@@ -1067,7 +1162,20 @@
         <w:rPr>
           <w:rFonts w:ascii="Times New Roman" w:hAnsi="Times New Roman" w:eastAsia="Times New Roman" w:cs="Times New Roman"/>
         </w:rPr>
-        <w:t xml:space="preserve">- D. </w:t>
+        <w:t xml:space="preserve">- </w:t>
+      </w:r>
+    </w:p>
+    <w:p>
+      <w:pPr>
+        <w:pStyle w:val="BodyText"/>
+        <w:ind w:left="480" w:hanging="480"/>
+        <w:spacing w:before="0" w:after="180"/>
+      </w:pPr>
+      <w:r>
+        <w:rPr>
+          <w:rFonts w:ascii="Times New Roman" w:hAnsi="Times New Roman" w:eastAsia="Times New Roman" w:cs="Times New Roman"/>
+        </w:rPr>
+        <w:t xml:space="preserve">D. </w:t>
       </w:r>
       <w:r>
         <w:rPr>
@@ -1568,7 +1676,7 @@
         </w:rPr>
         <w:drawing>
           <wp:inline>
-            <wp:extent cx="3240000" cy="4584609"/>
+            <wp:extent cx="3101549" cy="4584609"/>
             <wp:effectExtent b="0" l="0" r="0" t="0"/>
             <wp:docPr descr="" title="" id="15" name="Picture"/>
             <a:graphic>
@@ -1589,7 +1697,7 @@
                   <pic:spPr bwMode="auto">
                     <a:xfrm>
                       <a:off x="0" y="0"/>
-                      <a:ext cx="3240000" cy="4584609"/>
+                      <a:ext cx="3101549" cy="4584609"/>
                     </a:xfrm>
                     <a:prstGeom prst="rect">
                       <a:avLst/>
@@ -1611,10 +1719,6 @@
     <w:p>
       <w:pPr>
         <w:pStyle w:val="Compact"/>
-        <w:numPr>
-          <w:ilvl w:val="0"/>
-          <w:numId w:val="1001"/>
-        </w:numPr>
       </w:pPr>
       <w:r>
         <w:rPr>
@@ -1694,10 +1798,6 @@
     <w:p>
       <w:pPr>
         <w:pStyle w:val="Compact"/>
-        <w:numPr>
-          <w:ilvl w:val="0"/>
-          <w:numId w:val="1001"/>
-        </w:numPr>
       </w:pPr>
       <w:r>
         <w:rPr>
@@ -1771,10 +1871,6 @@
     <w:p>
       <w:pPr>
         <w:pStyle w:val="Compact"/>
-        <w:numPr>
-          <w:ilvl w:val="0"/>
-          <w:numId w:val="1001"/>
-        </w:numPr>
       </w:pPr>
       <w:r>
         <w:rPr>
@@ -1890,10 +1986,6 @@
     <w:p>
       <w:pPr>
         <w:pStyle w:val="Compact"/>
-        <w:numPr>
-          <w:ilvl w:val="0"/>
-          <w:numId w:val="1001"/>
-        </w:numPr>
       </w:pPr>
       <w:r>
         <w:rPr>
@@ -2460,7 +2552,7 @@
         </w:rPr>
         <w:drawing>
           <wp:inline>
-            <wp:extent cx="3240000" cy="4584609"/>
+            <wp:extent cx="3109715" cy="4584609"/>
             <wp:effectExtent b="0" l="0" r="0" t="0"/>
             <wp:docPr descr="" title="" id="20" name="Picture"/>
             <a:graphic>
@@ -2481,7 +2573,7 @@
                   <pic:spPr bwMode="auto">
                     <a:xfrm>
                       <a:off x="0" y="0"/>
-                      <a:ext cx="3240000" cy="4584609"/>
+                      <a:ext cx="3109715" cy="4584609"/>
                     </a:xfrm>
                     <a:prstGeom prst="rect">
                       <a:avLst/>
@@ -2503,10 +2595,6 @@
     <w:p>
       <w:pPr>
         <w:pStyle w:val="Compact"/>
-        <w:numPr>
-          <w:ilvl w:val="0"/>
-          <w:numId w:val="1002"/>
-        </w:numPr>
       </w:pPr>
       <w:r>
         <w:rPr>
@@ -2573,10 +2661,6 @@
     <w:p>
       <w:pPr>
         <w:pStyle w:val="Compact"/>
-        <w:numPr>
-          <w:ilvl w:val="0"/>
-          <w:numId w:val="1002"/>
-        </w:numPr>
       </w:pPr>
       <w:r>
         <w:rPr>
@@ -2652,10 +2736,6 @@
     <w:p>
       <w:pPr>
         <w:pStyle w:val="Compact"/>
-        <w:numPr>
-          <w:ilvl w:val="0"/>
-          <w:numId w:val="1002"/>
-        </w:numPr>
       </w:pPr>
       <w:r>
         <w:rPr>
@@ -2722,10 +2802,6 @@
     <w:p>
       <w:pPr>
         <w:pStyle w:val="Compact"/>
-        <w:numPr>
-          <w:ilvl w:val="0"/>
-          <w:numId w:val="1002"/>
-        </w:numPr>
       </w:pPr>
       <w:r>
         <w:rPr>
@@ -3466,11 +3542,9 @@
     <w:p>
       <w:pPr>
         <w:pStyle w:val="Compact"/>
-        <w:numPr>
-          <w:ilvl w:val="0"/>
-          <w:numId w:val="1003"/>
-        </w:numPr>
         <w:spacing w:before="120"/>
+        <w:ind w:left="480" w:hanging="480"/>
+        <w:spacing w:after="0"/>
       </w:pPr>
       <w:r>
         <w:rPr>
@@ -3488,7 +3562,21 @@
         <w:rPr>
           <w:rFonts w:ascii="Times New Roman" w:hAnsi="Times New Roman" w:eastAsia="Times New Roman" w:cs="Times New Roman"/>
         </w:rPr>
-        <w:t xml:space="preserve">　　B. </w:t>
+        <w:t xml:space="preserve">　　</w:t>
+      </w:r>
+    </w:p>
+    <w:p>
+      <w:pPr>
+        <w:pStyle w:val="Compact"/>
+        <w:spacing w:before="120"/>
+        <w:ind w:left="480" w:hanging="480"/>
+        <w:spacing w:before="0" w:after="0"/>
+      </w:pPr>
+      <w:r>
+        <w:rPr>
+          <w:rFonts w:ascii="Times New Roman" w:hAnsi="Times New Roman" w:eastAsia="Times New Roman" w:cs="Times New Roman"/>
+        </w:rPr>
+        <w:t xml:space="preserve">B. </w:t>
       </w:r>
       <w:r>
         <w:rPr>
@@ -3500,7 +3588,21 @@
         <w:rPr>
           <w:rFonts w:ascii="Times New Roman" w:hAnsi="Times New Roman" w:eastAsia="Times New Roman" w:cs="Times New Roman"/>
         </w:rPr>
-        <w:t xml:space="preserve">　　C. </w:t>
+        <w:t xml:space="preserve">　　</w:t>
+      </w:r>
+    </w:p>
+    <w:p>
+      <w:pPr>
+        <w:pStyle w:val="Compact"/>
+        <w:spacing w:before="120"/>
+        <w:ind w:left="480" w:hanging="480"/>
+        <w:spacing w:before="0" w:after="0"/>
+      </w:pPr>
+      <w:r>
+        <w:rPr>
+          <w:rFonts w:ascii="Times New Roman" w:hAnsi="Times New Roman" w:eastAsia="Times New Roman" w:cs="Times New Roman"/>
+        </w:rPr>
+        <w:t xml:space="preserve">C. </w:t>
       </w:r>
       <w:r>
         <w:rPr>
@@ -3512,7 +3614,21 @@
         <w:rPr>
           <w:rFonts w:ascii="Times New Roman" w:hAnsi="Times New Roman" w:eastAsia="Times New Roman" w:cs="Times New Roman"/>
         </w:rPr>
-        <w:t xml:space="preserve">　　D. </w:t>
+        <w:t xml:space="preserve">　　</w:t>
+      </w:r>
+    </w:p>
+    <w:p>
+      <w:pPr>
+        <w:pStyle w:val="Compact"/>
+        <w:spacing w:before="120"/>
+        <w:ind w:left="480" w:hanging="480"/>
+        <w:spacing w:before="0" w:after="36"/>
+      </w:pPr>
+      <w:r>
+        <w:rPr>
+          <w:rFonts w:ascii="Times New Roman" w:hAnsi="Times New Roman" w:eastAsia="Times New Roman" w:cs="Times New Roman"/>
+        </w:rPr>
+        <w:t xml:space="preserve">D. </w:t>
       </w:r>
       <w:r>
         <w:rPr>
@@ -3854,7 +3970,7 @@
         </w:rPr>
         <w:drawing>
           <wp:inline>
-            <wp:extent cx="3240000" cy="4584609"/>
+            <wp:extent cx="3109715" cy="4584609"/>
             <wp:effectExtent b="0" l="0" r="0" t="0"/>
             <wp:docPr descr="" title="" id="27" name="Picture"/>
             <a:graphic>
@@ -3875,7 +3991,7 @@
                   <pic:spPr bwMode="auto">
                     <a:xfrm>
                       <a:off x="0" y="0"/>
-                      <a:ext cx="3240000" cy="4584609"/>
+                      <a:ext cx="3109715" cy="4584609"/>
                     </a:xfrm>
                     <a:prstGeom prst="rect">
                       <a:avLst/>
@@ -4064,6 +4180,8 @@
     <w:p>
       <w:pPr>
         <w:pStyle w:val="BodyText"/>
+        <w:ind w:left="480" w:hanging="480"/>
+        <w:spacing w:after="0"/>
       </w:pPr>
       <w:r>
         <w:rPr>
@@ -4081,7 +4199,20 @@
         <w:rPr>
           <w:rFonts w:ascii="Times New Roman" w:hAnsi="Times New Roman" w:eastAsia="Times New Roman" w:cs="Times New Roman"/>
         </w:rPr>
-        <w:t>- A. H</w:t>
+        <w:t>- </w:t>
+      </w:r>
+    </w:p>
+    <w:p>
+      <w:pPr>
+        <w:pStyle w:val="BodyText"/>
+        <w:ind w:left="480" w:hanging="480"/>
+        <w:spacing w:before="0" w:after="0"/>
+      </w:pPr>
+      <w:r>
+        <w:rPr>
+          <w:rFonts w:ascii="Times New Roman" w:hAnsi="Times New Roman" w:eastAsia="Times New Roman" w:cs="Times New Roman"/>
+        </w:rPr>
+        <w:t>A. H</w:t>
       </w:r>
       <w:r>
         <w:rPr>
@@ -4161,7 +4292,20 @@
         <w:rPr>
           <w:rFonts w:ascii="Times New Roman" w:hAnsi="Times New Roman" w:eastAsia="Times New Roman" w:cs="Times New Roman"/>
         </w:rPr>
-        <w:t>- B. NaHSO</w:t>
+        <w:t>- </w:t>
+      </w:r>
+    </w:p>
+    <w:p>
+      <w:pPr>
+        <w:pStyle w:val="BodyText"/>
+        <w:ind w:left="480" w:hanging="480"/>
+        <w:spacing w:before="0" w:after="0"/>
+      </w:pPr>
+      <w:r>
+        <w:rPr>
+          <w:rFonts w:ascii="Times New Roman" w:hAnsi="Times New Roman" w:eastAsia="Times New Roman" w:cs="Times New Roman"/>
+        </w:rPr>
+        <w:t>B. NaHSO</w:t>
       </w:r>
       <w:r>
         <w:rPr>
@@ -4216,7 +4360,20 @@
         <w:rPr>
           <w:rFonts w:ascii="Times New Roman" w:hAnsi="Times New Roman" w:eastAsia="Times New Roman" w:cs="Times New Roman"/>
         </w:rPr>
-        <w:t xml:space="preserve">- C. </w:t>
+        <w:t xml:space="preserve">- </w:t>
+      </w:r>
+    </w:p>
+    <w:p>
+      <w:pPr>
+        <w:pStyle w:val="BodyText"/>
+        <w:ind w:left="480" w:hanging="480"/>
+        <w:spacing w:before="0" w:after="0"/>
+      </w:pPr>
+      <w:r>
+        <w:rPr>
+          <w:rFonts w:ascii="Times New Roman" w:hAnsi="Times New Roman" w:eastAsia="Times New Roman" w:cs="Times New Roman"/>
+        </w:rPr>
+        <w:t xml:space="preserve">C. </w:t>
       </w:r>
       <w:r>
         <w:rPr>
@@ -4264,7 +4421,20 @@
         <w:rPr>
           <w:rFonts w:ascii="Times New Roman" w:hAnsi="Times New Roman" w:eastAsia="Times New Roman" w:cs="Times New Roman"/>
         </w:rPr>
-        <w:t>- D. N</w:t>
+        <w:t>- </w:t>
+      </w:r>
+    </w:p>
+    <w:p>
+      <w:pPr>
+        <w:pStyle w:val="BodyText"/>
+        <w:ind w:left="480" w:hanging="480"/>
+        <w:spacing w:before="0" w:after="180"/>
+      </w:pPr>
+      <w:r>
+        <w:rPr>
+          <w:rFonts w:ascii="Times New Roman" w:hAnsi="Times New Roman" w:eastAsia="Times New Roman" w:cs="Times New Roman"/>
+        </w:rPr>
+        <w:t>D. N</w:t>
       </w:r>
       <w:r>
         <w:rPr>
@@ -4870,7 +5040,7 @@
         </w:rPr>
         <w:drawing>
           <wp:inline>
-            <wp:extent cx="3240000" cy="2497021"/>
+            <wp:extent cx="3232340" cy="2497021"/>
             <wp:effectExtent b="0" l="0" r="0" t="0"/>
             <wp:docPr descr="" title="" id="34" name="Picture"/>
             <a:graphic>
@@ -4891,7 +5061,7 @@
                   <pic:spPr bwMode="auto">
                     <a:xfrm>
                       <a:off x="0" y="0"/>
-                      <a:ext cx="3240000" cy="2497021"/>
+                      <a:ext cx="3232340" cy="2497021"/>
                     </a:xfrm>
                     <a:prstGeom prst="rect">
                       <a:avLst/>
@@ -8016,7 +8186,7 @@
         </w:rPr>
         <w:drawing>
           <wp:inline>
-            <wp:extent cx="3240000" cy="4584609"/>
+            <wp:extent cx="3111303" cy="4584609"/>
             <wp:effectExtent b="0" l="0" r="0" t="0"/>
             <wp:docPr descr="" title="" id="43" name="Picture"/>
             <a:graphic>
@@ -8037,7 +8207,7 @@
                   <pic:spPr bwMode="auto">
                     <a:xfrm>
                       <a:off x="0" y="0"/>
-                      <a:ext cx="3240000" cy="4584609"/>
+                      <a:ext cx="3111303" cy="4584609"/>
                     </a:xfrm>
                     <a:prstGeom prst="rect">
                       <a:avLst/>
@@ -8059,16 +8229,53 @@
     <w:p>
       <w:pPr>
         <w:pStyle w:val="Compact"/>
-        <w:numPr>
-          <w:ilvl w:val="0"/>
-          <w:numId w:val="1004"/>
-        </w:numPr>
-      </w:pPr>
-      <w:r>
-        <w:rPr>
-          <w:rFonts w:ascii="Times New Roman" w:hAnsi="Times New Roman" w:eastAsia="Times New Roman" w:cs="Times New Roman"/>
-        </w:rPr>
-        <w:t xml:space="preserve">A. +533　　B. +686　　C. +838　　D. +682</w:t>
+        <w:ind w:left="480" w:hanging="480"/>
+        <w:spacing w:after="0"/>
+      </w:pPr>
+      <w:r>
+        <w:rPr>
+          <w:rFonts w:ascii="Times New Roman" w:hAnsi="Times New Roman" w:eastAsia="Times New Roman" w:cs="Times New Roman"/>
+        </w:rPr>
+        <w:t xml:space="preserve">A. +533　　</w:t>
+      </w:r>
+    </w:p>
+    <w:p>
+      <w:pPr>
+        <w:pStyle w:val="Compact"/>
+        <w:ind w:left="480" w:hanging="480"/>
+        <w:spacing w:before="0" w:after="0"/>
+      </w:pPr>
+      <w:r>
+        <w:rPr>
+          <w:rFonts w:ascii="Times New Roman" w:hAnsi="Times New Roman" w:eastAsia="Times New Roman" w:cs="Times New Roman"/>
+        </w:rPr>
+        <w:t xml:space="preserve">B. +686　　</w:t>
+      </w:r>
+    </w:p>
+    <w:p>
+      <w:pPr>
+        <w:pStyle w:val="Compact"/>
+        <w:ind w:left="480" w:hanging="480"/>
+        <w:spacing w:before="0" w:after="0"/>
+      </w:pPr>
+      <w:r>
+        <w:rPr>
+          <w:rFonts w:ascii="Times New Roman" w:hAnsi="Times New Roman" w:eastAsia="Times New Roman" w:cs="Times New Roman"/>
+        </w:rPr>
+        <w:t xml:space="preserve">C. +838　　</w:t>
+      </w:r>
+    </w:p>
+    <w:p>
+      <w:pPr>
+        <w:pStyle w:val="Compact"/>
+        <w:ind w:left="480" w:hanging="480"/>
+        <w:spacing w:before="0" w:after="36"/>
+      </w:pPr>
+      <w:r>
+        <w:rPr>
+          <w:rFonts w:ascii="Times New Roman" w:hAnsi="Times New Roman" w:eastAsia="Times New Roman" w:cs="Times New Roman"/>
+        </w:rPr>
+        <w:t xml:space="preserve">D. +682</w:t>
       </w:r>
     </w:p>
     <w:p>
@@ -8377,7 +8584,7 @@
         </w:rPr>
         <w:drawing>
           <wp:inline>
-            <wp:extent cx="3240000" cy="4584609"/>
+            <wp:extent cx="3078554" cy="4584609"/>
             <wp:effectExtent b="0" l="0" r="0" t="0"/>
             <wp:docPr descr="" title="" id="49" name="Picture"/>
             <a:graphic>
@@ -8398,7 +8605,7 @@
                   <pic:spPr bwMode="auto">
                     <a:xfrm>
                       <a:off x="0" y="0"/>
-                      <a:ext cx="3240000" cy="4584609"/>
+                      <a:ext cx="3078554" cy="4584609"/>
                     </a:xfrm>
                     <a:prstGeom prst="rect">
                       <a:avLst/>
@@ -8420,10 +8627,6 @@
     <w:p>
       <w:pPr>
         <w:pStyle w:val="Compact"/>
-        <w:numPr>
-          <w:ilvl w:val="0"/>
-          <w:numId w:val="1005"/>
-        </w:numPr>
       </w:pPr>
       <w:r>
         <w:rPr>
@@ -8441,10 +8644,6 @@
     <w:p>
       <w:pPr>
         <w:pStyle w:val="Compact"/>
-        <w:numPr>
-          <w:ilvl w:val="0"/>
-          <w:numId w:val="1005"/>
-        </w:numPr>
       </w:pPr>
       <w:r>
         <w:rPr>
@@ -8462,10 +8661,6 @@
     <w:p>
       <w:pPr>
         <w:pStyle w:val="Compact"/>
-        <w:numPr>
-          <w:ilvl w:val="0"/>
-          <w:numId w:val="1005"/>
-        </w:numPr>
       </w:pPr>
       <w:r>
         <w:rPr>
@@ -8483,10 +8678,6 @@
     <w:p>
       <w:pPr>
         <w:pStyle w:val="Compact"/>
-        <w:numPr>
-          <w:ilvl w:val="0"/>
-          <w:numId w:val="1005"/>
-        </w:numPr>
       </w:pPr>
       <w:r>
         <w:rPr>
@@ -8739,7 +8930,7 @@
         </w:rPr>
         <w:drawing>
           <wp:inline>
-            <wp:extent cx="3240000" cy="4584609"/>
+            <wp:extent cx="3105989" cy="4584609"/>
             <wp:effectExtent b="0" l="0" r="0" t="0"/>
             <wp:docPr descr="" title="" id="54" name="Picture"/>
             <a:graphic>
@@ -8760,7 +8951,7 @@
                   <pic:spPr bwMode="auto">
                     <a:xfrm>
                       <a:off x="0" y="0"/>
-                      <a:ext cx="3240000" cy="4584609"/>
+                      <a:ext cx="3105989" cy="4584609"/>
                     </a:xfrm>
                     <a:prstGeom prst="rect">
                       <a:avLst/>
@@ -9005,7 +9196,7 @@
         </w:rPr>
         <w:drawing>
           <wp:inline>
-            <wp:extent cx="3240000" cy="4584609"/>
+            <wp:extent cx="3126984" cy="4584609"/>
             <wp:effectExtent b="0" l="0" r="0" t="0"/>
             <wp:docPr descr="" title="" id="59" name="Picture"/>
             <a:graphic>
@@ -9026,7 +9217,7 @@
                   <pic:spPr bwMode="auto">
                     <a:xfrm>
                       <a:off x="0" y="0"/>
-                      <a:ext cx="3240000" cy="4584609"/>
+                      <a:ext cx="3126984" cy="4584609"/>
                     </a:xfrm>
                     <a:prstGeom prst="rect">
                       <a:avLst/>
@@ -9319,7 +9510,7 @@
         </w:rPr>
         <w:drawing>
           <wp:inline>
-            <wp:extent cx="3240000" cy="4584609"/>
+            <wp:extent cx="3081568" cy="4584609"/>
             <wp:effectExtent b="0" l="0" r="0" t="0"/>
             <wp:docPr descr="" title="" id="64" name="Picture"/>
             <a:graphic>
@@ -9340,7 +9531,7 @@
                   <pic:spPr bwMode="auto">
                     <a:xfrm>
                       <a:off x="0" y="0"/>
-                      <a:ext cx="3240000" cy="4584609"/>
+                      <a:ext cx="3081568" cy="4584609"/>
                     </a:xfrm>
                     <a:prstGeom prst="rect">
                       <a:avLst/>
@@ -9362,16 +9553,53 @@
     <w:p>
       <w:pPr>
         <w:pStyle w:val="Compact"/>
-        <w:numPr>
-          <w:ilvl w:val="0"/>
-          <w:numId w:val="1006"/>
-        </w:numPr>
-      </w:pPr>
-      <w:r>
-        <w:rPr>
-          <w:rFonts w:ascii="Times New Roman" w:hAnsi="Times New Roman" w:eastAsia="Times New Roman" w:cs="Times New Roman"/>
-        </w:rPr>
-        <w:t xml:space="preserve">A. 4　　B. 6　　C. 8　　D. 10</w:t>
+        <w:ind w:left="480" w:hanging="480"/>
+        <w:spacing w:after="0"/>
+      </w:pPr>
+      <w:r>
+        <w:rPr>
+          <w:rFonts w:ascii="Times New Roman" w:hAnsi="Times New Roman" w:eastAsia="Times New Roman" w:cs="Times New Roman"/>
+        </w:rPr>
+        <w:t xml:space="preserve">A. 4　　</w:t>
+      </w:r>
+    </w:p>
+    <w:p>
+      <w:pPr>
+        <w:pStyle w:val="Compact"/>
+        <w:ind w:left="480" w:hanging="480"/>
+        <w:spacing w:before="0" w:after="0"/>
+      </w:pPr>
+      <w:r>
+        <w:rPr>
+          <w:rFonts w:ascii="Times New Roman" w:hAnsi="Times New Roman" w:eastAsia="Times New Roman" w:cs="Times New Roman"/>
+        </w:rPr>
+        <w:t xml:space="preserve">B. 6　　</w:t>
+      </w:r>
+    </w:p>
+    <w:p>
+      <w:pPr>
+        <w:pStyle w:val="Compact"/>
+        <w:ind w:left="480" w:hanging="480"/>
+        <w:spacing w:before="0" w:after="0"/>
+      </w:pPr>
+      <w:r>
+        <w:rPr>
+          <w:rFonts w:ascii="Times New Roman" w:hAnsi="Times New Roman" w:eastAsia="Times New Roman" w:cs="Times New Roman"/>
+        </w:rPr>
+        <w:t xml:space="preserve">C. 8　　</w:t>
+      </w:r>
+    </w:p>
+    <w:p>
+      <w:pPr>
+        <w:pStyle w:val="Compact"/>
+        <w:ind w:left="480" w:hanging="480"/>
+        <w:spacing w:before="0" w:after="36"/>
+      </w:pPr>
+      <w:r>
+        <w:rPr>
+          <w:rFonts w:ascii="Times New Roman" w:hAnsi="Times New Roman" w:eastAsia="Times New Roman" w:cs="Times New Roman"/>
+        </w:rPr>
+        <w:t xml:space="preserve">D. 10</w:t>
       </w:r>
     </w:p>
     <w:p>
@@ -9664,7 +9892,7 @@
         </w:rPr>
         <w:drawing>
           <wp:inline>
-            <wp:extent cx="3240000" cy="4584609"/>
+            <wp:extent cx="3110508" cy="4584609"/>
             <wp:effectExtent b="0" l="0" r="0" t="0"/>
             <wp:docPr descr="" title="" id="69" name="Picture"/>
             <a:graphic>
@@ -9685,7 +9913,7 @@
                   <pic:spPr bwMode="auto">
                     <a:xfrm>
                       <a:off x="0" y="0"/>
-                      <a:ext cx="3240000" cy="4584609"/>
+                      <a:ext cx="3110508" cy="4584609"/>
                     </a:xfrm>
                     <a:prstGeom prst="rect">
                       <a:avLst/>
@@ -9707,10 +9935,6 @@
     <w:p>
       <w:pPr>
         <w:pStyle w:val="Compact"/>
-        <w:numPr>
-          <w:ilvl w:val="0"/>
-          <w:numId w:val="1007"/>
-        </w:numPr>
       </w:pPr>
       <w:r>
         <w:rPr>
@@ -9791,10 +10015,6 @@
     <w:p>
       <w:pPr>
         <w:pStyle w:val="Compact"/>
-        <w:numPr>
-          <w:ilvl w:val="0"/>
-          <w:numId w:val="1007"/>
-        </w:numPr>
       </w:pPr>
       <w:r>
         <w:rPr>
@@ -9836,10 +10056,6 @@
     <w:p>
       <w:pPr>
         <w:pStyle w:val="Compact"/>
-        <w:numPr>
-          <w:ilvl w:val="0"/>
-          <w:numId w:val="1007"/>
-        </w:numPr>
       </w:pPr>
       <w:r>
         <w:rPr>
@@ -9947,10 +10163,6 @@
     <w:p>
       <w:pPr>
         <w:pStyle w:val="Compact"/>
-        <w:numPr>
-          <w:ilvl w:val="0"/>
-          <w:numId w:val="1007"/>
-        </w:numPr>
       </w:pPr>
       <w:r>
         <w:rPr>
@@ -10233,7 +10445,7 @@
         </w:rPr>
         <w:drawing>
           <wp:inline>
-            <wp:extent cx="3240000" cy="4584609"/>
+            <wp:extent cx="3030504" cy="4584609"/>
             <wp:effectExtent b="0" l="0" r="0" t="0"/>
             <wp:docPr descr="" title="" id="74" name="Picture"/>
             <a:graphic>
@@ -10254,7 +10466,7 @@
                   <pic:spPr bwMode="auto">
                     <a:xfrm>
                       <a:off x="0" y="0"/>
-                      <a:ext cx="3240000" cy="4584609"/>
+                      <a:ext cx="3030504" cy="4584609"/>
                     </a:xfrm>
                     <a:prstGeom prst="rect">
                       <a:avLst/>
@@ -10276,10 +10488,6 @@
     <w:p>
       <w:pPr>
         <w:pStyle w:val="Compact"/>
-        <w:numPr>
-          <w:ilvl w:val="0"/>
-          <w:numId w:val="1008"/>
-        </w:numPr>
       </w:pPr>
       <w:r>
         <w:rPr>
@@ -10315,10 +10523,6 @@
     <w:p>
       <w:pPr>
         <w:pStyle w:val="Compact"/>
-        <w:numPr>
-          <w:ilvl w:val="0"/>
-          <w:numId w:val="1008"/>
-        </w:numPr>
       </w:pPr>
       <w:r>
         <w:rPr>
@@ -10409,10 +10613,6 @@
     <w:p>
       <w:pPr>
         <w:pStyle w:val="Compact"/>
-        <w:numPr>
-          <w:ilvl w:val="0"/>
-          <w:numId w:val="1008"/>
-        </w:numPr>
       </w:pPr>
       <w:r>
         <w:rPr>
@@ -10544,10 +10744,6 @@
     <w:p>
       <w:pPr>
         <w:pStyle w:val="Compact"/>
-        <w:numPr>
-          <w:ilvl w:val="0"/>
-          <w:numId w:val="1008"/>
-        </w:numPr>
       </w:pPr>
       <w:r>
         <w:rPr>
@@ -10977,7 +11173,7 @@
         </w:rPr>
         <w:drawing>
           <wp:inline>
-            <wp:extent cx="3240000" cy="4584609"/>
+            <wp:extent cx="3087368" cy="4584609"/>
             <wp:effectExtent b="0" l="0" r="0" t="0"/>
             <wp:docPr descr="" title="" id="80" name="Picture"/>
             <a:graphic>
@@ -10998,7 +11194,7 @@
                   <pic:spPr bwMode="auto">
                     <a:xfrm>
                       <a:off x="0" y="0"/>
-                      <a:ext cx="3240000" cy="4584609"/>
+                      <a:ext cx="3087368" cy="4584609"/>
                     </a:xfrm>
                     <a:prstGeom prst="rect">
                       <a:avLst/>
@@ -11020,6 +11216,8 @@
     <w:p>
       <w:pPr>
         <w:pStyle w:val="FirstParagraph"/>
+        <w:ind w:left="480" w:hanging="480"/>
+        <w:spacing w:after="0"/>
       </w:pPr>
       <w:r>
         <w:rPr>
@@ -11100,7 +11298,20 @@
         <w:rPr>
           <w:rFonts w:ascii="Times New Roman" w:hAnsi="Times New Roman" w:eastAsia="Times New Roman" w:cs="Times New Roman"/>
         </w:rPr>
-        <w:t xml:space="preserve">- A. </w:t>
+        <w:t xml:space="preserve">- </w:t>
+      </w:r>
+    </w:p>
+    <w:p>
+      <w:pPr>
+        <w:pStyle w:val="FirstParagraph"/>
+        <w:ind w:left="480" w:hanging="480"/>
+        <w:spacing w:before="0" w:after="0"/>
+      </w:pPr>
+      <w:r>
+        <w:rPr>
+          <w:rFonts w:ascii="Times New Roman" w:hAnsi="Times New Roman" w:eastAsia="Times New Roman" w:cs="Times New Roman"/>
+        </w:rPr>
+        <w:t xml:space="preserve">A. </w:t>
       </w:r>
       <w:r>
         <w:rPr>
@@ -11142,7 +11353,20 @@
         <w:rPr>
           <w:rFonts w:ascii="Times New Roman" w:hAnsi="Times New Roman" w:eastAsia="Times New Roman" w:cs="Times New Roman"/>
         </w:rPr>
-        <w:t>- B. N</w:t>
+        <w:t>- </w:t>
+      </w:r>
+    </w:p>
+    <w:p>
+      <w:pPr>
+        <w:pStyle w:val="FirstParagraph"/>
+        <w:ind w:left="480" w:hanging="480"/>
+        <w:spacing w:before="0" w:after="0"/>
+      </w:pPr>
+      <w:r>
+        <w:rPr>
+          <w:rFonts w:ascii="Times New Roman" w:hAnsi="Times New Roman" w:eastAsia="Times New Roman" w:cs="Times New Roman"/>
+        </w:rPr>
+        <w:t>B. N</w:t>
       </w:r>
       <w:r>
         <w:rPr>
@@ -11186,7 +11410,20 @@
         <w:rPr>
           <w:rFonts w:ascii="Times New Roman" w:hAnsi="Times New Roman" w:eastAsia="Times New Roman" w:cs="Times New Roman"/>
         </w:rPr>
-        <w:t xml:space="preserve">- C. </w:t>
+        <w:t xml:space="preserve">- </w:t>
+      </w:r>
+    </w:p>
+    <w:p>
+      <w:pPr>
+        <w:pStyle w:val="FirstParagraph"/>
+        <w:ind w:left="480" w:hanging="480"/>
+        <w:spacing w:before="0" w:after="0"/>
+      </w:pPr>
+      <w:r>
+        <w:rPr>
+          <w:rFonts w:ascii="Times New Roman" w:hAnsi="Times New Roman" w:eastAsia="Times New Roman" w:cs="Times New Roman"/>
+        </w:rPr>
+        <w:t xml:space="preserve">C. </w:t>
       </w:r>
       <w:r>
         <w:rPr>
@@ -11228,7 +11465,20 @@
         <w:rPr>
           <w:rFonts w:ascii="Times New Roman" w:hAnsi="Times New Roman" w:eastAsia="Times New Roman" w:cs="Times New Roman"/>
         </w:rPr>
-        <w:t>- D. N</w:t>
+        <w:t>- </w:t>
+      </w:r>
+    </w:p>
+    <w:p>
+      <w:pPr>
+        <w:pStyle w:val="FirstParagraph"/>
+        <w:ind w:left="480" w:hanging="480"/>
+        <w:spacing w:before="0" w:after="180"/>
+      </w:pPr>
+      <w:r>
+        <w:rPr>
+          <w:rFonts w:ascii="Times New Roman" w:hAnsi="Times New Roman" w:eastAsia="Times New Roman" w:cs="Times New Roman"/>
+        </w:rPr>
+        <w:t>D. N</w:t>
       </w:r>
       <w:r>
         <w:rPr>
@@ -11654,7 +11904,7 @@
         </w:rPr>
         <w:drawing>
           <wp:inline>
-            <wp:extent cx="3240000" cy="4584609"/>
+            <wp:extent cx="3109715" cy="4584609"/>
             <wp:effectExtent b="0" l="0" r="0" t="0"/>
             <wp:docPr descr="" title="" id="84" name="Picture"/>
             <a:graphic>
@@ -11675,7 +11925,7 @@
                   <pic:spPr bwMode="auto">
                     <a:xfrm>
                       <a:off x="0" y="0"/>
-                      <a:ext cx="3240000" cy="4584609"/>
+                      <a:ext cx="3109715" cy="4584609"/>
                     </a:xfrm>
                     <a:prstGeom prst="rect">
                       <a:avLst/>
@@ -11697,10 +11947,6 @@
     <w:p>
       <w:pPr>
         <w:pStyle w:val="Compact"/>
-        <w:numPr>
-          <w:ilvl w:val="0"/>
-          <w:numId w:val="1009"/>
-        </w:numPr>
       </w:pPr>
       <w:r>
         <w:rPr>
@@ -11730,10 +11976,6 @@
     <w:p>
       <w:pPr>
         <w:pStyle w:val="Compact"/>
-        <w:numPr>
-          <w:ilvl w:val="0"/>
-          <w:numId w:val="1009"/>
-        </w:numPr>
       </w:pPr>
       <w:r>
         <w:rPr>
@@ -11777,10 +12019,6 @@
     <w:p>
       <w:pPr>
         <w:pStyle w:val="Compact"/>
-        <w:numPr>
-          <w:ilvl w:val="0"/>
-          <w:numId w:val="1009"/>
-        </w:numPr>
       </w:pPr>
       <w:r>
         <w:rPr>
@@ -11849,10 +12087,6 @@
     <w:p>
       <w:pPr>
         <w:pStyle w:val="Compact"/>
-        <w:numPr>
-          <w:ilvl w:val="0"/>
-          <w:numId w:val="1009"/>
-        </w:numPr>
       </w:pPr>
       <w:r>
         <w:rPr>
@@ -12241,7 +12475,7 @@
         </w:rPr>
         <w:drawing>
           <wp:inline>
-            <wp:extent cx="3240000" cy="4584609"/>
+            <wp:extent cx="3124144" cy="4584609"/>
             <wp:effectExtent b="0" l="0" r="0" t="0"/>
             <wp:docPr descr="" title="" id="89" name="Picture"/>
             <a:graphic>
@@ -12262,7 +12496,7 @@
                   <pic:spPr bwMode="auto">
                     <a:xfrm>
                       <a:off x="0" y="0"/>
-                      <a:ext cx="3240000" cy="4584609"/>
+                      <a:ext cx="3124144" cy="4584609"/>
                     </a:xfrm>
                     <a:prstGeom prst="rect">
                       <a:avLst/>
@@ -12284,10 +12518,6 @@
     <w:p>
       <w:pPr>
         <w:pStyle w:val="Compact"/>
-        <w:numPr>
-          <w:ilvl w:val="0"/>
-          <w:numId w:val="1010"/>
-        </w:numPr>
       </w:pPr>
       <w:r>
         <w:rPr>
@@ -12305,10 +12535,6 @@
     <w:p>
       <w:pPr>
         <w:pStyle w:val="Compact"/>
-        <w:numPr>
-          <w:ilvl w:val="0"/>
-          <w:numId w:val="1010"/>
-        </w:numPr>
       </w:pPr>
       <w:r>
         <w:rPr>
@@ -12377,10 +12603,6 @@
     <w:p>
       <w:pPr>
         <w:pStyle w:val="Compact"/>
-        <w:numPr>
-          <w:ilvl w:val="0"/>
-          <w:numId w:val="1010"/>
-        </w:numPr>
       </w:pPr>
       <w:r>
         <w:rPr>
@@ -12398,10 +12620,6 @@
     <w:p>
       <w:pPr>
         <w:pStyle w:val="Compact"/>
-        <w:numPr>
-          <w:ilvl w:val="0"/>
-          <w:numId w:val="1010"/>
-        </w:numPr>
       </w:pPr>
       <w:r>
         <w:rPr>
@@ -12586,6 +12804,8 @@
     <w:p>
       <w:pPr>
         <w:pStyle w:val="BodyText"/>
+        <w:ind w:left="480" w:hanging="480"/>
+        <w:spacing w:after="0"/>
       </w:pPr>
       <w:r>
         <w:rPr>
@@ -12683,7 +12903,59 @@
         <w:rPr>
           <w:rFonts w:ascii="Times New Roman" w:hAnsi="Times New Roman" w:eastAsia="Times New Roman" w:cs="Times New Roman"/>
         </w:rPr>
-        <w:t xml:space="preserve">- A. 1:1　　B. 1:2　　C. 1:3　　D. 2:1</w:t>
+        <w:t xml:space="preserve">- </w:t>
+      </w:r>
+    </w:p>
+    <w:p>
+      <w:pPr>
+        <w:pStyle w:val="BodyText"/>
+        <w:ind w:left="480" w:hanging="480"/>
+        <w:spacing w:before="0" w:after="0"/>
+      </w:pPr>
+      <w:r>
+        <w:rPr>
+          <w:rFonts w:ascii="Times New Roman" w:hAnsi="Times New Roman" w:eastAsia="Times New Roman" w:cs="Times New Roman"/>
+        </w:rPr>
+        <w:t xml:space="preserve">A. 1:1　　</w:t>
+      </w:r>
+    </w:p>
+    <w:p>
+      <w:pPr>
+        <w:pStyle w:val="BodyText"/>
+        <w:ind w:left="480" w:hanging="480"/>
+        <w:spacing w:before="0" w:after="0"/>
+      </w:pPr>
+      <w:r>
+        <w:rPr>
+          <w:rFonts w:ascii="Times New Roman" w:hAnsi="Times New Roman" w:eastAsia="Times New Roman" w:cs="Times New Roman"/>
+        </w:rPr>
+        <w:t xml:space="preserve">B. 1:2　　</w:t>
+      </w:r>
+    </w:p>
+    <w:p>
+      <w:pPr>
+        <w:pStyle w:val="BodyText"/>
+        <w:ind w:left="480" w:hanging="480"/>
+        <w:spacing w:before="0" w:after="0"/>
+      </w:pPr>
+      <w:r>
+        <w:rPr>
+          <w:rFonts w:ascii="Times New Roman" w:hAnsi="Times New Roman" w:eastAsia="Times New Roman" w:cs="Times New Roman"/>
+        </w:rPr>
+        <w:t xml:space="preserve">C. 1:3　　</w:t>
+      </w:r>
+    </w:p>
+    <w:p>
+      <w:pPr>
+        <w:pStyle w:val="BodyText"/>
+        <w:ind w:left="480" w:hanging="480"/>
+        <w:spacing w:before="0" w:after="180"/>
+      </w:pPr>
+      <w:r>
+        <w:rPr>
+          <w:rFonts w:ascii="Times New Roman" w:hAnsi="Times New Roman" w:eastAsia="Times New Roman" w:cs="Times New Roman"/>
+        </w:rPr>
+        <w:t xml:space="preserve">D. 2:1</w:t>
       </w:r>
     </w:p>
     <w:p>
@@ -13149,7 +13421,7 @@
         </w:rPr>
         <w:drawing>
           <wp:inline>
-            <wp:extent cx="2413000" cy="2032000"/>
+            <wp:extent cx="2413000" cy="2012984"/>
             <wp:effectExtent b="0" l="0" r="0" t="0"/>
             <wp:docPr descr="" title="" id="96" name="Picture"/>
             <a:graphic>
@@ -13170,7 +13442,7 @@
                   <pic:spPr bwMode="auto">
                     <a:xfrm>
                       <a:off x="0" y="0"/>
-                      <a:ext cx="2413000" cy="2032000"/>
+                      <a:ext cx="2413000" cy="2012984"/>
                     </a:xfrm>
                     <a:prstGeom prst="rect">
                       <a:avLst/>
@@ -15302,7 +15574,7 @@
         </w:rPr>
         <w:drawing>
           <wp:inline>
-            <wp:extent cx="3240000" cy="4584609"/>
+            <wp:extent cx="3086008" cy="4584609"/>
             <wp:effectExtent b="0" l="0" r="0" t="0"/>
             <wp:docPr descr="" title="" id="102" name="Picture"/>
             <a:graphic>
@@ -15323,7 +15595,7 @@
                   <pic:spPr bwMode="auto">
                     <a:xfrm>
                       <a:off x="0" y="0"/>
-                      <a:ext cx="3240000" cy="4584609"/>
+                      <a:ext cx="3086008" cy="4584609"/>
                     </a:xfrm>
                     <a:prstGeom prst="rect">
                       <a:avLst/>
@@ -15345,10 +15617,6 @@
     <w:p>
       <w:pPr>
         <w:pStyle w:val="Compact"/>
-        <w:numPr>
-          <w:ilvl w:val="0"/>
-          <w:numId w:val="1013"/>
-        </w:numPr>
       </w:pPr>
       <w:r>
         <w:rPr>
@@ -15384,10 +15652,6 @@
     <w:p>
       <w:pPr>
         <w:pStyle w:val="Compact"/>
-        <w:numPr>
-          <w:ilvl w:val="0"/>
-          <w:numId w:val="1013"/>
-        </w:numPr>
       </w:pPr>
       <w:r>
         <w:rPr>
@@ -15493,10 +15757,6 @@
     <w:p>
       <w:pPr>
         <w:pStyle w:val="Compact"/>
-        <w:numPr>
-          <w:ilvl w:val="0"/>
-          <w:numId w:val="1013"/>
-        </w:numPr>
       </w:pPr>
       <w:r>
         <w:rPr>
@@ -15526,10 +15786,6 @@
     <w:p>
       <w:pPr>
         <w:pStyle w:val="Compact"/>
-        <w:numPr>
-          <w:ilvl w:val="0"/>
-          <w:numId w:val="1013"/>
-        </w:numPr>
       </w:pPr>
       <w:r>
         <w:rPr>
@@ -15844,6 +16100,8 @@
     <w:p>
       <w:pPr>
         <w:pStyle w:val="BodyText"/>
+        <w:ind w:left="480" w:hanging="480"/>
+        <w:spacing w:after="0"/>
       </w:pPr>
       <w:r>
         <w:rPr>
@@ -15993,7 +16251,59 @@
         <w:rPr>
           <w:rFonts w:ascii="Times New Roman" w:hAnsi="Times New Roman" w:eastAsia="Times New Roman" w:cs="Times New Roman"/>
         </w:rPr>
-        <w:t xml:space="preserve">- A. 5.00　　B. 8.00　　C. 12.00　　D. 7.00</w:t>
+        <w:t xml:space="preserve">- </w:t>
+      </w:r>
+    </w:p>
+    <w:p>
+      <w:pPr>
+        <w:pStyle w:val="BodyText"/>
+        <w:ind w:left="480" w:hanging="480"/>
+        <w:spacing w:before="0" w:after="0"/>
+      </w:pPr>
+      <w:r>
+        <w:rPr>
+          <w:rFonts w:ascii="Times New Roman" w:hAnsi="Times New Roman" w:eastAsia="Times New Roman" w:cs="Times New Roman"/>
+        </w:rPr>
+        <w:t xml:space="preserve">A. 5.00　　</w:t>
+      </w:r>
+    </w:p>
+    <w:p>
+      <w:pPr>
+        <w:pStyle w:val="BodyText"/>
+        <w:ind w:left="480" w:hanging="480"/>
+        <w:spacing w:before="0" w:after="0"/>
+      </w:pPr>
+      <w:r>
+        <w:rPr>
+          <w:rFonts w:ascii="Times New Roman" w:hAnsi="Times New Roman" w:eastAsia="Times New Roman" w:cs="Times New Roman"/>
+        </w:rPr>
+        <w:t xml:space="preserve">B. 8.00　　</w:t>
+      </w:r>
+    </w:p>
+    <w:p>
+      <w:pPr>
+        <w:pStyle w:val="BodyText"/>
+        <w:ind w:left="480" w:hanging="480"/>
+        <w:spacing w:before="0" w:after="0"/>
+      </w:pPr>
+      <w:r>
+        <w:rPr>
+          <w:rFonts w:ascii="Times New Roman" w:hAnsi="Times New Roman" w:eastAsia="Times New Roman" w:cs="Times New Roman"/>
+        </w:rPr>
+        <w:t xml:space="preserve">C. 12.00　　</w:t>
+      </w:r>
+    </w:p>
+    <w:p>
+      <w:pPr>
+        <w:pStyle w:val="BodyText"/>
+        <w:ind w:left="480" w:hanging="480"/>
+        <w:spacing w:before="0" w:after="180"/>
+      </w:pPr>
+      <w:r>
+        <w:rPr>
+          <w:rFonts w:ascii="Times New Roman" w:hAnsi="Times New Roman" w:eastAsia="Times New Roman" w:cs="Times New Roman"/>
+        </w:rPr>
+        <w:t xml:space="preserve">D. 7.00</w:t>
       </w:r>
     </w:p>
     <w:p>
@@ -16395,7 +16705,7 @@
         </w:rPr>
         <w:drawing>
           <wp:inline>
-            <wp:extent cx="3240000" cy="4584609"/>
+            <wp:extent cx="3103769" cy="4584609"/>
             <wp:effectExtent b="0" l="0" r="0" t="0"/>
             <wp:docPr descr="" title="" id="109" name="Picture"/>
             <a:graphic>
@@ -16416,7 +16726,7 @@
                   <pic:spPr bwMode="auto">
                     <a:xfrm>
                       <a:off x="0" y="0"/>
-                      <a:ext cx="3240000" cy="4584609"/>
+                      <a:ext cx="3103769" cy="4584609"/>
                     </a:xfrm>
                     <a:prstGeom prst="rect">
                       <a:avLst/>
@@ -16438,10 +16748,6 @@
     <w:p>
       <w:pPr>
         <w:pStyle w:val="Compact"/>
-        <w:numPr>
-          <w:ilvl w:val="0"/>
-          <w:numId w:val="1014"/>
-        </w:numPr>
       </w:pPr>
       <w:r>
         <w:rPr>
@@ -16459,10 +16765,6 @@
     <w:p>
       <w:pPr>
         <w:pStyle w:val="Compact"/>
-        <w:numPr>
-          <w:ilvl w:val="0"/>
-          <w:numId w:val="1014"/>
-        </w:numPr>
       </w:pPr>
       <w:r>
         <w:rPr>
@@ -16543,10 +16845,6 @@
     <w:p>
       <w:pPr>
         <w:pStyle w:val="Compact"/>
-        <w:numPr>
-          <w:ilvl w:val="0"/>
-          <w:numId w:val="1014"/>
-        </w:numPr>
       </w:pPr>
       <w:r>
         <w:rPr>
@@ -16570,10 +16868,6 @@
     <w:p>
       <w:pPr>
         <w:pStyle w:val="Compact"/>
-        <w:numPr>
-          <w:ilvl w:val="0"/>
-          <w:numId w:val="1014"/>
-        </w:numPr>
       </w:pPr>
       <w:r>
         <w:rPr>
@@ -16949,7 +17243,7 @@
         </w:rPr>
         <w:drawing>
           <wp:inline>
-            <wp:extent cx="3240000" cy="4584609"/>
+            <wp:extent cx="3117090" cy="4584609"/>
             <wp:effectExtent b="0" l="0" r="0" t="0"/>
             <wp:docPr descr="" title="" id="114" name="Picture"/>
             <a:graphic>
@@ -16970,7 +17264,7 @@
                   <pic:spPr bwMode="auto">
                     <a:xfrm>
                       <a:off x="0" y="0"/>
-                      <a:ext cx="3240000" cy="4584609"/>
+                      <a:ext cx="3117090" cy="4584609"/>
                     </a:xfrm>
                     <a:prstGeom prst="rect">
                       <a:avLst/>
@@ -16992,10 +17286,6 @@
     <w:p>
       <w:pPr>
         <w:pStyle w:val="Compact"/>
-        <w:numPr>
-          <w:ilvl w:val="0"/>
-          <w:numId w:val="1015"/>
-        </w:numPr>
       </w:pPr>
       <w:r>
         <w:rPr>
@@ -17019,10 +17309,6 @@
     <w:p>
       <w:pPr>
         <w:pStyle w:val="Compact"/>
-        <w:numPr>
-          <w:ilvl w:val="0"/>
-          <w:numId w:val="1015"/>
-        </w:numPr>
       </w:pPr>
       <w:r>
         <w:rPr>
@@ -17064,10 +17350,6 @@
     <w:p>
       <w:pPr>
         <w:pStyle w:val="Compact"/>
-        <w:numPr>
-          <w:ilvl w:val="0"/>
-          <w:numId w:val="1015"/>
-        </w:numPr>
       </w:pPr>
       <w:r>
         <w:rPr>
@@ -17085,10 +17367,6 @@
     <w:p>
       <w:pPr>
         <w:pStyle w:val="Compact"/>
-        <w:numPr>
-          <w:ilvl w:val="0"/>
-          <w:numId w:val="1015"/>
-        </w:numPr>
       </w:pPr>
       <w:r>
         <w:rPr>

--- a/00-首页/题组Word/预赛基础卷/预赛基础卷III-教师版.docx
+++ b/00-首页/题组Word/预赛基础卷/预赛基础卷III-教师版.docx
@@ -178,8 +178,8 @@
     <w:p>
       <w:pPr>
         <w:pStyle w:val="BodyText"/>
+        <w:spacing w:before="0" w:after="0"/>
         <w:ind w:left="480" w:hanging="480"/>
-        <w:spacing w:after="0"/>
       </w:pPr>
       <w:r>
         <w:rPr>
@@ -263,20 +263,63 @@
     <w:p>
       <w:pPr>
         <w:pStyle w:val="BodyText"/>
+        <w:spacing w:before="0" w:after="0"/>
         <w:ind w:left="480" w:hanging="480"/>
+      </w:pPr>
+      <w:r>
+        <w:rPr>
+          <w:rFonts w:ascii="Times New Roman" w:hAnsi="Times New Roman" w:eastAsia="Times New Roman" w:cs="Times New Roman"/>
+        </w:rPr>
+        <w:t xml:space="preserve">A. a </w:t>
+      </w:r>
+      <w:r>
+        <w:rPr>
+          <w:rFonts w:hint="eastAsia" w:ascii="Times New Roman" w:hAnsi="Times New Roman" w:eastAsia="FangSong" w:cs="Times New Roman"/>
+        </w:rPr>
+        <w:t>满且溢出</w:t>
+      </w:r>
+      <w:r>
+        <w:rPr>
+          <w:rFonts w:hint="eastAsia" w:ascii="Times New Roman" w:hAnsi="Times New Roman" w:eastAsia="Times New Roman" w:cs="Times New Roman"/>
+        </w:rPr>
+        <w:t>，b、c</w:t>
+      </w:r>
+      <w:r>
+        <w:rPr>
+          <w:rFonts w:ascii="Times New Roman" w:hAnsi="Times New Roman" w:eastAsia="Times New Roman" w:cs="Times New Roman"/>
+        </w:rPr>
+        <w:t xml:space="preserve"> </w:t>
+      </w:r>
+      <w:r>
+        <w:rPr>
+          <w:rFonts w:hint="eastAsia" w:ascii="Times New Roman" w:hAnsi="Times New Roman" w:eastAsia="FangSong" w:cs="Times New Roman"/>
+        </w:rPr>
+        <w:t xml:space="preserve">空</w:t>
+      </w:r>
+      <w:r>
+        <w:rPr>
+          <w:rFonts w:ascii="Times New Roman" w:hAnsi="Times New Roman" w:eastAsia="Times New Roman" w:cs="Times New Roman"/>
+        </w:rPr>
+        <w:t xml:space="preserve">　　</w:t>
+      </w:r>
+    </w:p>
+    <w:p>
+      <w:pPr>
+        <w:pStyle w:val="BodyText"/>
         <w:spacing w:before="0" w:after="0"/>
-      </w:pPr>
-      <w:r>
-        <w:rPr>
-          <w:rFonts w:ascii="Times New Roman" w:hAnsi="Times New Roman" w:eastAsia="Times New Roman" w:cs="Times New Roman"/>
-        </w:rPr>
-        <w:t xml:space="preserve">A. a </w:t>
-      </w:r>
-      <w:r>
-        <w:rPr>
-          <w:rFonts w:hint="eastAsia" w:ascii="Times New Roman" w:hAnsi="Times New Roman" w:eastAsia="FangSong" w:cs="Times New Roman"/>
-        </w:rPr>
-        <w:t>满且溢出</w:t>
+        <w:ind w:left="480" w:hanging="480"/>
+      </w:pPr>
+      <w:r>
+        <w:rPr>
+          <w:rFonts w:ascii="Times New Roman" w:hAnsi="Times New Roman" w:eastAsia="Times New Roman" w:cs="Times New Roman"/>
+        </w:rPr>
+        <w:t xml:space="preserve">B. a </w:t>
+      </w:r>
+      <w:r>
+        <w:rPr>
+          <w:rFonts w:hint="eastAsia" w:ascii="Times New Roman" w:hAnsi="Times New Roman" w:eastAsia="FangSong" w:cs="Times New Roman"/>
+        </w:rPr>
+        <w:t>空</w:t>
       </w:r>
       <w:r>
         <w:rPr>
@@ -294,7 +337,38 @@
         <w:rPr>
           <w:rFonts w:hint="eastAsia" w:ascii="Times New Roman" w:hAnsi="Times New Roman" w:eastAsia="FangSong" w:cs="Times New Roman"/>
         </w:rPr>
-        <w:t xml:space="preserve">空</w:t>
+        <w:t xml:space="preserve">内溶液分别增多</w:t>
+      </w:r>
+      <w:r>
+        <w:rPr>
+          <w:rFonts w:ascii="Times New Roman" w:hAnsi="Times New Roman" w:eastAsia="Times New Roman" w:cs="Times New Roman"/>
+        </w:rPr>
+        <w:t xml:space="preserve"> </w:t>
+      </w:r>
+      <w:r>
+        <w:rPr>
+          <w:rFonts w:ascii="Times New Roman" w:hAnsi="Times New Roman" w:eastAsia="Times New Roman" w:cs="Times New Roman"/>
+        </w:rPr>
+        <w:t xml:space="preserve">- </w:t>
+      </w:r>
+    </w:p>
+    <w:p>
+      <w:pPr>
+        <w:pStyle w:val="BodyText"/>
+        <w:spacing w:before="0" w:after="0"/>
+        <w:ind w:left="480" w:hanging="480"/>
+      </w:pPr>
+      <w:r>
+        <w:rPr>
+          <w:rFonts w:ascii="Times New Roman" w:hAnsi="Times New Roman" w:eastAsia="Times New Roman" w:cs="Times New Roman"/>
+        </w:rPr>
+        <w:t xml:space="preserve">C. a、b、c </w:t>
+      </w:r>
+      <w:r>
+        <w:rPr>
+          <w:rFonts w:hint="eastAsia" w:ascii="Times New Roman" w:hAnsi="Times New Roman" w:eastAsia="FangSong" w:cs="Times New Roman"/>
+        </w:rPr>
+        <w:t xml:space="preserve">都不变</w:t>
       </w:r>
       <w:r>
         <w:rPr>
@@ -306,82 +380,8 @@
     <w:p>
       <w:pPr>
         <w:pStyle w:val="BodyText"/>
+        <w:spacing w:before="0" w:after="0"/>
         <w:ind w:left="480" w:hanging="480"/>
-        <w:spacing w:before="0" w:after="0"/>
-      </w:pPr>
-      <w:r>
-        <w:rPr>
-          <w:rFonts w:ascii="Times New Roman" w:hAnsi="Times New Roman" w:eastAsia="Times New Roman" w:cs="Times New Roman"/>
-        </w:rPr>
-        <w:t xml:space="preserve">B. a </w:t>
-      </w:r>
-      <w:r>
-        <w:rPr>
-          <w:rFonts w:hint="eastAsia" w:ascii="Times New Roman" w:hAnsi="Times New Roman" w:eastAsia="FangSong" w:cs="Times New Roman"/>
-        </w:rPr>
-        <w:t>空</w:t>
-      </w:r>
-      <w:r>
-        <w:rPr>
-          <w:rFonts w:hint="eastAsia" w:ascii="Times New Roman" w:hAnsi="Times New Roman" w:eastAsia="Times New Roman" w:cs="Times New Roman"/>
-        </w:rPr>
-        <w:t>，b、c</w:t>
-      </w:r>
-      <w:r>
-        <w:rPr>
-          <w:rFonts w:ascii="Times New Roman" w:hAnsi="Times New Roman" w:eastAsia="Times New Roman" w:cs="Times New Roman"/>
-        </w:rPr>
-        <w:t xml:space="preserve"> </w:t>
-      </w:r>
-      <w:r>
-        <w:rPr>
-          <w:rFonts w:hint="eastAsia" w:ascii="Times New Roman" w:hAnsi="Times New Roman" w:eastAsia="FangSong" w:cs="Times New Roman"/>
-        </w:rPr>
-        <w:t xml:space="preserve">内溶液分别增多</w:t>
-      </w:r>
-      <w:r>
-        <w:rPr>
-          <w:rFonts w:ascii="Times New Roman" w:hAnsi="Times New Roman" w:eastAsia="Times New Roman" w:cs="Times New Roman"/>
-        </w:rPr>
-        <w:t xml:space="preserve"> </w:t>
-      </w:r>
-      <w:r>
-        <w:rPr>
-          <w:rFonts w:ascii="Times New Roman" w:hAnsi="Times New Roman" w:eastAsia="Times New Roman" w:cs="Times New Roman"/>
-        </w:rPr>
-        <w:t xml:space="preserve">- </w:t>
-      </w:r>
-    </w:p>
-    <w:p>
-      <w:pPr>
-        <w:pStyle w:val="BodyText"/>
-        <w:ind w:left="480" w:hanging="480"/>
-        <w:spacing w:before="0" w:after="0"/>
-      </w:pPr>
-      <w:r>
-        <w:rPr>
-          <w:rFonts w:ascii="Times New Roman" w:hAnsi="Times New Roman" w:eastAsia="Times New Roman" w:cs="Times New Roman"/>
-        </w:rPr>
-        <w:t xml:space="preserve">C. a、b、c </w:t>
-      </w:r>
-      <w:r>
-        <w:rPr>
-          <w:rFonts w:hint="eastAsia" w:ascii="Times New Roman" w:hAnsi="Times New Roman" w:eastAsia="FangSong" w:cs="Times New Roman"/>
-        </w:rPr>
-        <w:t xml:space="preserve">都不变</w:t>
-      </w:r>
-      <w:r>
-        <w:rPr>
-          <w:rFonts w:ascii="Times New Roman" w:hAnsi="Times New Roman" w:eastAsia="Times New Roman" w:cs="Times New Roman"/>
-        </w:rPr>
-        <w:t xml:space="preserve">　　</w:t>
-      </w:r>
-    </w:p>
-    <w:p>
-      <w:pPr>
-        <w:pStyle w:val="BodyText"/>
-        <w:ind w:left="480" w:hanging="480"/>
-        <w:spacing w:before="0" w:after="180"/>
       </w:pPr>
       <w:r>
         <w:rPr>
@@ -602,8 +602,8 @@
     <w:p>
       <w:pPr>
         <w:pStyle w:val="BodyText"/>
+        <w:spacing w:before="0" w:after="0"/>
         <w:ind w:left="480" w:hanging="480"/>
-        <w:spacing w:after="0"/>
       </w:pPr>
       <w:r>
         <w:rPr>
@@ -815,14 +815,141 @@
     <w:p>
       <w:pPr>
         <w:pStyle w:val="BodyText"/>
+        <w:spacing w:before="0" w:after="0"/>
         <w:ind w:left="480" w:hanging="480"/>
+      </w:pPr>
+      <w:r>
+        <w:rPr>
+          <w:rFonts w:ascii="Times New Roman" w:hAnsi="Times New Roman" w:eastAsia="Times New Roman" w:cs="Times New Roman"/>
+        </w:rPr>
+        <w:t xml:space="preserve">A. </w:t>
+      </w:r>
+      <w:r>
+        <w:rPr>
+          <w:rFonts w:hint="eastAsia" w:ascii="Times New Roman" w:hAnsi="Times New Roman" w:eastAsia="FangSong" w:cs="Times New Roman"/>
+        </w:rPr>
+        <w:t xml:space="preserve">如果</w:t>
+      </w:r>
+      <w:r>
+        <w:rPr>
+          <w:rFonts w:ascii="Times New Roman" w:hAnsi="Times New Roman" w:eastAsia="Times New Roman" w:cs="Times New Roman"/>
+        </w:rPr>
+        <w:t xml:space="preserve"> M </w:t>
+      </w:r>
+      <w:r>
+        <w:rPr>
+          <w:rFonts w:hint="eastAsia" w:ascii="Times New Roman" w:hAnsi="Times New Roman" w:eastAsia="FangSong" w:cs="Times New Roman"/>
+        </w:rPr>
+        <w:t>呈强酸性</w:t>
+      </w:r>
+      <w:r>
+        <w:rPr>
+          <w:rFonts w:hint="eastAsia" w:ascii="Times New Roman" w:hAnsi="Times New Roman" w:eastAsia="Times New Roman" w:cs="Times New Roman"/>
+        </w:rPr>
+        <w:t>，</w:t>
+      </w:r>
+      <w:r>
+        <w:rPr>
+          <w:rFonts w:hint="eastAsia" w:ascii="Times New Roman" w:hAnsi="Times New Roman" w:eastAsia="FangSong" w:cs="Times New Roman"/>
+        </w:rPr>
+        <w:t>则</w:t>
+      </w:r>
+      <w:r>
+        <w:rPr>
+          <w:rFonts w:ascii="Times New Roman" w:hAnsi="Times New Roman" w:eastAsia="Times New Roman" w:cs="Times New Roman"/>
+        </w:rPr>
+        <w:t xml:space="preserve"> N </w:t>
+      </w:r>
+      <w:r>
+        <w:rPr>
+          <w:rFonts w:hint="eastAsia" w:ascii="Times New Roman" w:hAnsi="Times New Roman" w:eastAsia="FangSong" w:cs="Times New Roman"/>
+        </w:rPr>
+        <w:t xml:space="preserve">中可能同时含有</w:t>
+      </w:r>
+      <w:r>
+        <w:rPr>
+          <w:rFonts w:ascii="Times New Roman" w:hAnsi="Times New Roman" w:eastAsia="Times New Roman" w:cs="Times New Roman"/>
+        </w:rPr>
+        <w:t xml:space="preserve"> NO</w:t>
+      </w:r>
+      <w:r>
+        <w:rPr>
+          <w:rFonts w:ascii="Times New Roman" w:hAnsi="Times New Roman" w:eastAsia="Times New Roman" w:cs="Times New Roman"/>
+          <w:vertAlign w:val="subscript"/>
+        </w:rPr>
+        <w:t>3</w:t>
+      </w:r>
+      <w:r>
+        <w:rPr>
+          <w:rFonts w:ascii="Times New Roman" w:hAnsi="Times New Roman" w:eastAsia="Times New Roman" w:cs="Times New Roman"/>
+          <w:vertAlign w:val="superscript"/>
+        </w:rPr>
+        <w:t>-</w:t>
+      </w:r>
+      <w:r>
+        <w:rPr>
+          <w:rFonts w:ascii="Times New Roman" w:hAnsi="Times New Roman" w:eastAsia="Times New Roman" w:cs="Times New Roman"/>
+        </w:rPr>
+        <w:t>、SO</w:t>
+      </w:r>
+      <w:r>
+        <w:rPr>
+          <w:rFonts w:ascii="Times New Roman" w:hAnsi="Times New Roman" w:eastAsia="Times New Roman" w:cs="Times New Roman"/>
+          <w:vertAlign w:val="subscript"/>
+        </w:rPr>
+        <w:t>3</w:t>
+      </w:r>
+      <w:r>
+        <w:rPr>
+          <w:rFonts w:ascii="Times New Roman" w:hAnsi="Times New Roman" w:eastAsia="Times New Roman" w:cs="Times New Roman"/>
+          <w:vertAlign w:val="superscript"/>
+        </w:rPr>
+        <w:t>2-</w:t>
+      </w:r>
+      <w:r>
+        <w:rPr>
+          <w:rFonts w:ascii="Times New Roman" w:hAnsi="Times New Roman" w:eastAsia="Times New Roman" w:cs="Times New Roman"/>
+        </w:rPr>
+        <w:t>、CO</w:t>
+      </w:r>
+      <w:r>
+        <w:rPr>
+          <w:rFonts w:ascii="Times New Roman" w:hAnsi="Times New Roman" w:eastAsia="Times New Roman" w:cs="Times New Roman"/>
+          <w:vertAlign w:val="subscript"/>
+        </w:rPr>
+        <w:t>3</w:t>
+      </w:r>
+      <w:r>
+        <w:rPr>
+          <w:rFonts w:ascii="Times New Roman" w:hAnsi="Times New Roman" w:eastAsia="Times New Roman" w:cs="Times New Roman"/>
+          <w:vertAlign w:val="superscript"/>
+        </w:rPr>
+        <w:t>2-</w:t>
+      </w:r>
+      <w:r>
+        <w:rPr>
+          <w:rFonts w:ascii="Times New Roman" w:hAnsi="Times New Roman" w:eastAsia="Times New Roman" w:cs="Times New Roman"/>
+        </w:rPr>
+        <w:t xml:space="preserve"> </w:t>
+      </w:r>
+      <w:r>
+        <w:rPr>
+          <w:rFonts w:ascii="Times New Roman" w:hAnsi="Times New Roman" w:eastAsia="Times New Roman" w:cs="Times New Roman"/>
+        </w:rPr>
+        <w:t xml:space="preserve">- </w:t>
+      </w:r>
+    </w:p>
+    <w:p>
+      <w:pPr>
+        <w:pStyle w:val="BodyText"/>
         <w:spacing w:before="0" w:after="0"/>
-      </w:pPr>
-      <w:r>
-        <w:rPr>
-          <w:rFonts w:ascii="Times New Roman" w:hAnsi="Times New Roman" w:eastAsia="Times New Roman" w:cs="Times New Roman"/>
-        </w:rPr>
-        <w:t xml:space="preserve">A. </w:t>
+        <w:ind w:left="480" w:hanging="480"/>
+      </w:pPr>
+      <w:r>
+        <w:rPr>
+          <w:rFonts w:ascii="Times New Roman" w:hAnsi="Times New Roman" w:eastAsia="Times New Roman" w:cs="Times New Roman"/>
+        </w:rPr>
+        <w:t xml:space="preserve">B. </w:t>
       </w:r>
       <w:r>
         <w:rPr>
@@ -840,7 +967,7 @@
         <w:rPr>
           <w:rFonts w:hint="eastAsia" w:ascii="Times New Roman" w:hAnsi="Times New Roman" w:eastAsia="FangSong" w:cs="Times New Roman"/>
         </w:rPr>
-        <w:t>呈强酸性</w:t>
+        <w:t>呈强碱性</w:t>
       </w:r>
       <w:r>
         <w:rPr>
@@ -870,13 +997,152 @@
         <w:rPr>
           <w:rFonts w:ascii="Times New Roman" w:hAnsi="Times New Roman" w:eastAsia="Times New Roman" w:cs="Times New Roman"/>
         </w:rPr>
-        <w:t xml:space="preserve"> NO</w:t>
+        <w:t xml:space="preserve"> Al</w:t>
+      </w:r>
+      <w:r>
+        <w:rPr>
+          <w:rFonts w:ascii="Times New Roman" w:hAnsi="Times New Roman" w:eastAsia="Times New Roman" w:cs="Times New Roman"/>
+          <w:vertAlign w:val="superscript"/>
+        </w:rPr>
+        <w:t>3+</w:t>
+      </w:r>
+      <w:r>
+        <w:rPr>
+          <w:rFonts w:ascii="Times New Roman" w:hAnsi="Times New Roman" w:eastAsia="Times New Roman" w:cs="Times New Roman"/>
+        </w:rPr>
+        <w:t>、SO</w:t>
       </w:r>
       <w:r>
         <w:rPr>
           <w:rFonts w:ascii="Times New Roman" w:hAnsi="Times New Roman" w:eastAsia="Times New Roman" w:cs="Times New Roman"/>
           <w:vertAlign w:val="subscript"/>
         </w:rPr>
+        <w:t>4</w:t>
+      </w:r>
+      <w:r>
+        <w:rPr>
+          <w:rFonts w:ascii="Times New Roman" w:hAnsi="Times New Roman" w:eastAsia="Times New Roman" w:cs="Times New Roman"/>
+          <w:vertAlign w:val="superscript"/>
+        </w:rPr>
+        <w:t>2-</w:t>
+      </w:r>
+      <w:r>
+        <w:rPr>
+          <w:rFonts w:ascii="Times New Roman" w:hAnsi="Times New Roman" w:eastAsia="Times New Roman" w:cs="Times New Roman"/>
+        </w:rPr>
+        <w:t>、Cl</w:t>
+      </w:r>
+      <w:r>
+        <w:rPr>
+          <w:rFonts w:ascii="Times New Roman" w:hAnsi="Times New Roman" w:eastAsia="Times New Roman" w:cs="Times New Roman"/>
+          <w:vertAlign w:val="superscript"/>
+        </w:rPr>
+        <w:t>-</w:t>
+      </w:r>
+      <w:r>
+        <w:rPr>
+          <w:rFonts w:ascii="Times New Roman" w:hAnsi="Times New Roman" w:eastAsia="Times New Roman" w:cs="Times New Roman"/>
+        </w:rPr>
+        <w:t xml:space="preserve"> </w:t>
+      </w:r>
+      <w:r>
+        <w:rPr>
+          <w:rFonts w:ascii="Times New Roman" w:hAnsi="Times New Roman" w:eastAsia="Times New Roman" w:cs="Times New Roman"/>
+        </w:rPr>
+        <w:t xml:space="preserve">- </w:t>
+      </w:r>
+    </w:p>
+    <w:p>
+      <w:pPr>
+        <w:pStyle w:val="BodyText"/>
+        <w:spacing w:before="0" w:after="0"/>
+        <w:ind w:left="480" w:hanging="480"/>
+      </w:pPr>
+      <w:r>
+        <w:rPr>
+          <w:rFonts w:ascii="Times New Roman" w:hAnsi="Times New Roman" w:eastAsia="Times New Roman" w:cs="Times New Roman"/>
+        </w:rPr>
+        <w:t xml:space="preserve">C. </w:t>
+      </w:r>
+      <w:r>
+        <w:rPr>
+          <w:rFonts w:hint="eastAsia" w:ascii="Times New Roman" w:hAnsi="Times New Roman" w:eastAsia="FangSong" w:cs="Times New Roman"/>
+        </w:rPr>
+        <w:t xml:space="preserve">如果</w:t>
+      </w:r>
+      <w:r>
+        <w:rPr>
+          <w:rFonts w:ascii="Times New Roman" w:hAnsi="Times New Roman" w:eastAsia="Times New Roman" w:cs="Times New Roman"/>
+        </w:rPr>
+        <w:t xml:space="preserve"> M </w:t>
+      </w:r>
+      <w:r>
+        <w:rPr>
+          <w:rFonts w:hint="eastAsia" w:ascii="Times New Roman" w:hAnsi="Times New Roman" w:eastAsia="FangSong" w:cs="Times New Roman"/>
+        </w:rPr>
+        <w:t>具有强还原性</w:t>
+      </w:r>
+      <w:r>
+        <w:rPr>
+          <w:rFonts w:hint="eastAsia" w:ascii="Times New Roman" w:hAnsi="Times New Roman" w:eastAsia="Times New Roman" w:cs="Times New Roman"/>
+        </w:rPr>
+        <w:t>，</w:t>
+      </w:r>
+      <w:r>
+        <w:rPr>
+          <w:rFonts w:hint="eastAsia" w:ascii="Times New Roman" w:hAnsi="Times New Roman" w:eastAsia="FangSong" w:cs="Times New Roman"/>
+        </w:rPr>
+        <w:t>则</w:t>
+      </w:r>
+      <w:r>
+        <w:rPr>
+          <w:rFonts w:ascii="Times New Roman" w:hAnsi="Times New Roman" w:eastAsia="Times New Roman" w:cs="Times New Roman"/>
+        </w:rPr>
+        <w:t xml:space="preserve"> N </w:t>
+      </w:r>
+      <w:r>
+        <w:rPr>
+          <w:rFonts w:hint="eastAsia" w:ascii="Times New Roman" w:hAnsi="Times New Roman" w:eastAsia="FangSong" w:cs="Times New Roman"/>
+        </w:rPr>
+        <w:t xml:space="preserve">中一定同时含有</w:t>
+      </w:r>
+      <w:r>
+        <w:rPr>
+          <w:rFonts w:ascii="Times New Roman" w:hAnsi="Times New Roman" w:eastAsia="Times New Roman" w:cs="Times New Roman"/>
+        </w:rPr>
+        <w:t xml:space="preserve"> H</w:t>
+      </w:r>
+      <w:r>
+        <w:rPr>
+          <w:rFonts w:ascii="Times New Roman" w:hAnsi="Times New Roman" w:eastAsia="Times New Roman" w:cs="Times New Roman"/>
+          <w:vertAlign w:val="superscript"/>
+        </w:rPr>
+        <w:t>+</w:t>
+      </w:r>
+      <w:r>
+        <w:rPr>
+          <w:rFonts w:ascii="Times New Roman" w:hAnsi="Times New Roman" w:eastAsia="Times New Roman" w:cs="Times New Roman"/>
+        </w:rPr>
+        <w:t>、OH</w:t>
+      </w:r>
+      <w:r>
+        <w:rPr>
+          <w:rFonts w:ascii="Times New Roman" w:hAnsi="Times New Roman" w:eastAsia="Times New Roman" w:cs="Times New Roman"/>
+          <w:vertAlign w:val="superscript"/>
+        </w:rPr>
+        <w:t>-</w:t>
+      </w:r>
+      <w:r>
+        <w:rPr>
+          <w:rFonts w:ascii="Times New Roman" w:hAnsi="Times New Roman" w:eastAsia="Times New Roman" w:cs="Times New Roman"/>
+        </w:rPr>
+        <w:t>、SO</w:t>
+      </w:r>
+      <w:r>
+        <w:rPr>
+          <w:rFonts w:ascii="Times New Roman" w:hAnsi="Times New Roman" w:eastAsia="Times New Roman" w:cs="Times New Roman"/>
+          <w:vertAlign w:val="subscript"/>
+        </w:rPr>
         <w:t>3</w:t>
       </w:r>
       <w:r>
@@ -884,52 +1150,12 @@
           <w:rFonts w:ascii="Times New Roman" w:hAnsi="Times New Roman" w:eastAsia="Times New Roman" w:cs="Times New Roman"/>
           <w:vertAlign w:val="superscript"/>
         </w:rPr>
-        <w:t>-</w:t>
-      </w:r>
-      <w:r>
-        <w:rPr>
-          <w:rFonts w:ascii="Times New Roman" w:hAnsi="Times New Roman" w:eastAsia="Times New Roman" w:cs="Times New Roman"/>
-        </w:rPr>
-        <w:t>、SO</w:t>
-      </w:r>
-      <w:r>
-        <w:rPr>
-          <w:rFonts w:ascii="Times New Roman" w:hAnsi="Times New Roman" w:eastAsia="Times New Roman" w:cs="Times New Roman"/>
-          <w:vertAlign w:val="subscript"/>
-        </w:rPr>
-        <w:t>3</w:t>
-      </w:r>
-      <w:r>
-        <w:rPr>
-          <w:rFonts w:ascii="Times New Roman" w:hAnsi="Times New Roman" w:eastAsia="Times New Roman" w:cs="Times New Roman"/>
-          <w:vertAlign w:val="superscript"/>
-        </w:rPr>
         <w:t>2-</w:t>
       </w:r>
       <w:r>
         <w:rPr>
           <w:rFonts w:ascii="Times New Roman" w:hAnsi="Times New Roman" w:eastAsia="Times New Roman" w:cs="Times New Roman"/>
         </w:rPr>
-        <w:t>、CO</w:t>
-      </w:r>
-      <w:r>
-        <w:rPr>
-          <w:rFonts w:ascii="Times New Roman" w:hAnsi="Times New Roman" w:eastAsia="Times New Roman" w:cs="Times New Roman"/>
-          <w:vertAlign w:val="subscript"/>
-        </w:rPr>
-        <w:t>3</w:t>
-      </w:r>
-      <w:r>
-        <w:rPr>
-          <w:rFonts w:ascii="Times New Roman" w:hAnsi="Times New Roman" w:eastAsia="Times New Roman" w:cs="Times New Roman"/>
-          <w:vertAlign w:val="superscript"/>
-        </w:rPr>
-        <w:t>2-</w:t>
-      </w:r>
-      <w:r>
-        <w:rPr>
-          <w:rFonts w:ascii="Times New Roman" w:hAnsi="Times New Roman" w:eastAsia="Times New Roman" w:cs="Times New Roman"/>
-        </w:rPr>
         <w:t xml:space="preserve"> </w:t>
       </w:r>
       <w:r>
@@ -942,234 +1168,8 @@
     <w:p>
       <w:pPr>
         <w:pStyle w:val="BodyText"/>
+        <w:spacing w:before="0" w:after="0"/>
         <w:ind w:left="480" w:hanging="480"/>
-        <w:spacing w:before="0" w:after="0"/>
-      </w:pPr>
-      <w:r>
-        <w:rPr>
-          <w:rFonts w:ascii="Times New Roman" w:hAnsi="Times New Roman" w:eastAsia="Times New Roman" w:cs="Times New Roman"/>
-        </w:rPr>
-        <w:t xml:space="preserve">B. </w:t>
-      </w:r>
-      <w:r>
-        <w:rPr>
-          <w:rFonts w:hint="eastAsia" w:ascii="Times New Roman" w:hAnsi="Times New Roman" w:eastAsia="FangSong" w:cs="Times New Roman"/>
-        </w:rPr>
-        <w:t xml:space="preserve">如果</w:t>
-      </w:r>
-      <w:r>
-        <w:rPr>
-          <w:rFonts w:ascii="Times New Roman" w:hAnsi="Times New Roman" w:eastAsia="Times New Roman" w:cs="Times New Roman"/>
-        </w:rPr>
-        <w:t xml:space="preserve"> M </w:t>
-      </w:r>
-      <w:r>
-        <w:rPr>
-          <w:rFonts w:hint="eastAsia" w:ascii="Times New Roman" w:hAnsi="Times New Roman" w:eastAsia="FangSong" w:cs="Times New Roman"/>
-        </w:rPr>
-        <w:t>呈强碱性</w:t>
-      </w:r>
-      <w:r>
-        <w:rPr>
-          <w:rFonts w:hint="eastAsia" w:ascii="Times New Roman" w:hAnsi="Times New Roman" w:eastAsia="Times New Roman" w:cs="Times New Roman"/>
-        </w:rPr>
-        <w:t>，</w:t>
-      </w:r>
-      <w:r>
-        <w:rPr>
-          <w:rFonts w:hint="eastAsia" w:ascii="Times New Roman" w:hAnsi="Times New Roman" w:eastAsia="FangSong" w:cs="Times New Roman"/>
-        </w:rPr>
-        <w:t>则</w:t>
-      </w:r>
-      <w:r>
-        <w:rPr>
-          <w:rFonts w:ascii="Times New Roman" w:hAnsi="Times New Roman" w:eastAsia="Times New Roman" w:cs="Times New Roman"/>
-        </w:rPr>
-        <w:t xml:space="preserve"> N </w:t>
-      </w:r>
-      <w:r>
-        <w:rPr>
-          <w:rFonts w:hint="eastAsia" w:ascii="Times New Roman" w:hAnsi="Times New Roman" w:eastAsia="FangSong" w:cs="Times New Roman"/>
-        </w:rPr>
-        <w:t xml:space="preserve">中可能同时含有</w:t>
-      </w:r>
-      <w:r>
-        <w:rPr>
-          <w:rFonts w:ascii="Times New Roman" w:hAnsi="Times New Roman" w:eastAsia="Times New Roman" w:cs="Times New Roman"/>
-        </w:rPr>
-        <w:t xml:space="preserve"> Al</w:t>
-      </w:r>
-      <w:r>
-        <w:rPr>
-          <w:rFonts w:ascii="Times New Roman" w:hAnsi="Times New Roman" w:eastAsia="Times New Roman" w:cs="Times New Roman"/>
-          <w:vertAlign w:val="superscript"/>
-        </w:rPr>
-        <w:t>3+</w:t>
-      </w:r>
-      <w:r>
-        <w:rPr>
-          <w:rFonts w:ascii="Times New Roman" w:hAnsi="Times New Roman" w:eastAsia="Times New Roman" w:cs="Times New Roman"/>
-        </w:rPr>
-        <w:t>、SO</w:t>
-      </w:r>
-      <w:r>
-        <w:rPr>
-          <w:rFonts w:ascii="Times New Roman" w:hAnsi="Times New Roman" w:eastAsia="Times New Roman" w:cs="Times New Roman"/>
-          <w:vertAlign w:val="subscript"/>
-        </w:rPr>
-        <w:t>4</w:t>
-      </w:r>
-      <w:r>
-        <w:rPr>
-          <w:rFonts w:ascii="Times New Roman" w:hAnsi="Times New Roman" w:eastAsia="Times New Roman" w:cs="Times New Roman"/>
-          <w:vertAlign w:val="superscript"/>
-        </w:rPr>
-        <w:t>2-</w:t>
-      </w:r>
-      <w:r>
-        <w:rPr>
-          <w:rFonts w:ascii="Times New Roman" w:hAnsi="Times New Roman" w:eastAsia="Times New Roman" w:cs="Times New Roman"/>
-        </w:rPr>
-        <w:t>、Cl</w:t>
-      </w:r>
-      <w:r>
-        <w:rPr>
-          <w:rFonts w:ascii="Times New Roman" w:hAnsi="Times New Roman" w:eastAsia="Times New Roman" w:cs="Times New Roman"/>
-          <w:vertAlign w:val="superscript"/>
-        </w:rPr>
-        <w:t>-</w:t>
-      </w:r>
-      <w:r>
-        <w:rPr>
-          <w:rFonts w:ascii="Times New Roman" w:hAnsi="Times New Roman" w:eastAsia="Times New Roman" w:cs="Times New Roman"/>
-        </w:rPr>
-        <w:t xml:space="preserve"> </w:t>
-      </w:r>
-      <w:r>
-        <w:rPr>
-          <w:rFonts w:ascii="Times New Roman" w:hAnsi="Times New Roman" w:eastAsia="Times New Roman" w:cs="Times New Roman"/>
-        </w:rPr>
-        <w:t xml:space="preserve">- </w:t>
-      </w:r>
-    </w:p>
-    <w:p>
-      <w:pPr>
-        <w:pStyle w:val="BodyText"/>
-        <w:ind w:left="480" w:hanging="480"/>
-        <w:spacing w:before="0" w:after="0"/>
-      </w:pPr>
-      <w:r>
-        <w:rPr>
-          <w:rFonts w:ascii="Times New Roman" w:hAnsi="Times New Roman" w:eastAsia="Times New Roman" w:cs="Times New Roman"/>
-        </w:rPr>
-        <w:t xml:space="preserve">C. </w:t>
-      </w:r>
-      <w:r>
-        <w:rPr>
-          <w:rFonts w:hint="eastAsia" w:ascii="Times New Roman" w:hAnsi="Times New Roman" w:eastAsia="FangSong" w:cs="Times New Roman"/>
-        </w:rPr>
-        <w:t xml:space="preserve">如果</w:t>
-      </w:r>
-      <w:r>
-        <w:rPr>
-          <w:rFonts w:ascii="Times New Roman" w:hAnsi="Times New Roman" w:eastAsia="Times New Roman" w:cs="Times New Roman"/>
-        </w:rPr>
-        <w:t xml:space="preserve"> M </w:t>
-      </w:r>
-      <w:r>
-        <w:rPr>
-          <w:rFonts w:hint="eastAsia" w:ascii="Times New Roman" w:hAnsi="Times New Roman" w:eastAsia="FangSong" w:cs="Times New Roman"/>
-        </w:rPr>
-        <w:t>具有强还原性</w:t>
-      </w:r>
-      <w:r>
-        <w:rPr>
-          <w:rFonts w:hint="eastAsia" w:ascii="Times New Roman" w:hAnsi="Times New Roman" w:eastAsia="Times New Roman" w:cs="Times New Roman"/>
-        </w:rPr>
-        <w:t>，</w:t>
-      </w:r>
-      <w:r>
-        <w:rPr>
-          <w:rFonts w:hint="eastAsia" w:ascii="Times New Roman" w:hAnsi="Times New Roman" w:eastAsia="FangSong" w:cs="Times New Roman"/>
-        </w:rPr>
-        <w:t>则</w:t>
-      </w:r>
-      <w:r>
-        <w:rPr>
-          <w:rFonts w:ascii="Times New Roman" w:hAnsi="Times New Roman" w:eastAsia="Times New Roman" w:cs="Times New Roman"/>
-        </w:rPr>
-        <w:t xml:space="preserve"> N </w:t>
-      </w:r>
-      <w:r>
-        <w:rPr>
-          <w:rFonts w:hint="eastAsia" w:ascii="Times New Roman" w:hAnsi="Times New Roman" w:eastAsia="FangSong" w:cs="Times New Roman"/>
-        </w:rPr>
-        <w:t xml:space="preserve">中一定同时含有</w:t>
-      </w:r>
-      <w:r>
-        <w:rPr>
-          <w:rFonts w:ascii="Times New Roman" w:hAnsi="Times New Roman" w:eastAsia="Times New Roman" w:cs="Times New Roman"/>
-        </w:rPr>
-        <w:t xml:space="preserve"> H</w:t>
-      </w:r>
-      <w:r>
-        <w:rPr>
-          <w:rFonts w:ascii="Times New Roman" w:hAnsi="Times New Roman" w:eastAsia="Times New Roman" w:cs="Times New Roman"/>
-          <w:vertAlign w:val="superscript"/>
-        </w:rPr>
-        <w:t>+</w:t>
-      </w:r>
-      <w:r>
-        <w:rPr>
-          <w:rFonts w:ascii="Times New Roman" w:hAnsi="Times New Roman" w:eastAsia="Times New Roman" w:cs="Times New Roman"/>
-        </w:rPr>
-        <w:t>、OH</w:t>
-      </w:r>
-      <w:r>
-        <w:rPr>
-          <w:rFonts w:ascii="Times New Roman" w:hAnsi="Times New Roman" w:eastAsia="Times New Roman" w:cs="Times New Roman"/>
-          <w:vertAlign w:val="superscript"/>
-        </w:rPr>
-        <w:t>-</w:t>
-      </w:r>
-      <w:r>
-        <w:rPr>
-          <w:rFonts w:ascii="Times New Roman" w:hAnsi="Times New Roman" w:eastAsia="Times New Roman" w:cs="Times New Roman"/>
-        </w:rPr>
-        <w:t>、SO</w:t>
-      </w:r>
-      <w:r>
-        <w:rPr>
-          <w:rFonts w:ascii="Times New Roman" w:hAnsi="Times New Roman" w:eastAsia="Times New Roman" w:cs="Times New Roman"/>
-          <w:vertAlign w:val="subscript"/>
-        </w:rPr>
-        <w:t>3</w:t>
-      </w:r>
-      <w:r>
-        <w:rPr>
-          <w:rFonts w:ascii="Times New Roman" w:hAnsi="Times New Roman" w:eastAsia="Times New Roman" w:cs="Times New Roman"/>
-          <w:vertAlign w:val="superscript"/>
-        </w:rPr>
-        <w:t>2-</w:t>
-      </w:r>
-      <w:r>
-        <w:rPr>
-          <w:rFonts w:ascii="Times New Roman" w:hAnsi="Times New Roman" w:eastAsia="Times New Roman" w:cs="Times New Roman"/>
-        </w:rPr>
-        <w:t xml:space="preserve"> </w:t>
-      </w:r>
-      <w:r>
-        <w:rPr>
-          <w:rFonts w:ascii="Times New Roman" w:hAnsi="Times New Roman" w:eastAsia="Times New Roman" w:cs="Times New Roman"/>
-        </w:rPr>
-        <w:t xml:space="preserve">- </w:t>
-      </w:r>
-    </w:p>
-    <w:p>
-      <w:pPr>
-        <w:pStyle w:val="BodyText"/>
-        <w:ind w:left="480" w:hanging="480"/>
-        <w:spacing w:before="0" w:after="180"/>
       </w:pPr>
       <w:r>
         <w:rPr>
@@ -1719,6 +1719,7 @@
     <w:p>
       <w:pPr>
         <w:pStyle w:val="Compact"/>
+        <w:spacing w:before="0" w:after="0"/>
       </w:pPr>
       <w:r>
         <w:rPr>
@@ -1798,6 +1799,7 @@
     <w:p>
       <w:pPr>
         <w:pStyle w:val="Compact"/>
+        <w:spacing w:before="0" w:after="0"/>
       </w:pPr>
       <w:r>
         <w:rPr>
@@ -1871,6 +1873,7 @@
     <w:p>
       <w:pPr>
         <w:pStyle w:val="Compact"/>
+        <w:spacing w:before="0" w:after="0"/>
       </w:pPr>
       <w:r>
         <w:rPr>
@@ -1986,6 +1989,7 @@
     <w:p>
       <w:pPr>
         <w:pStyle w:val="Compact"/>
+        <w:spacing w:before="0" w:after="0"/>
       </w:pPr>
       <w:r>
         <w:rPr>
@@ -2595,6 +2599,7 @@
     <w:p>
       <w:pPr>
         <w:pStyle w:val="Compact"/>
+        <w:spacing w:before="0" w:after="0"/>
       </w:pPr>
       <w:r>
         <w:rPr>
@@ -2661,6 +2666,7 @@
     <w:p>
       <w:pPr>
         <w:pStyle w:val="Compact"/>
+        <w:spacing w:before="0" w:after="0"/>
       </w:pPr>
       <w:r>
         <w:rPr>
@@ -2736,6 +2742,7 @@
     <w:p>
       <w:pPr>
         <w:pStyle w:val="Compact"/>
+        <w:spacing w:before="0" w:after="0"/>
       </w:pPr>
       <w:r>
         <w:rPr>
@@ -2802,6 +2809,7 @@
     <w:p>
       <w:pPr>
         <w:pStyle w:val="Compact"/>
+        <w:spacing w:before="0" w:after="0"/>
       </w:pPr>
       <w:r>
         <w:rPr>
@@ -3247,6 +3255,14 @@
       <w:tblPr>
         <w:tblStyle w:val="Table"/>
         <w:tblW w:type="auto" w:w="0"/>
+        <w:tblBorders>
+          <w:top w:val="single" w:sz="12" w:space="0" w:color="000000"/>
+          <w:left w:val="none" w:sz="0" w:space="0" w:color="auto"/>
+          <w:bottom w:val="single" w:sz="12" w:space="0" w:color="000000"/>
+          <w:right w:val="none" w:sz="0" w:space="0" w:color="auto"/>
+          <w:insideH w:val="none" w:sz="0" w:space="0" w:color="auto"/>
+          <w:insideV w:val="none" w:sz="0" w:space="0" w:color="auto"/>
+        </w:tblBorders>
         <w:tblLook w:firstRow="1" w:lastRow="0" w:firstColumn="0" w:lastColumn="0" w:noHBand="0" w:noVBand="0" w:val="0020"/>
       </w:tblPr>
       <w:tblGrid>
@@ -3260,7 +3276,11 @@
           <w:tblHeader w:val="on"/>
         </w:trPr>
         <w:tc>
-          <w:tcPr/>
+          <w:tcPr>
+            <w:tcBorders>
+              <w:bottom w:val="single" w:sz="8" w:space="0" w:color="000000"/>
+            </w:tcBorders>
+          </w:tcPr>
           <w:p>
             <w:pPr>
               <w:pStyle w:val="Compact"/>
@@ -3306,7 +3326,11 @@
           </w:p>
         </w:tc>
         <w:tc>
-          <w:tcPr/>
+          <w:tcPr>
+            <w:tcBorders>
+              <w:bottom w:val="single" w:sz="8" w:space="0" w:color="000000"/>
+            </w:tcBorders>
+          </w:tcPr>
           <w:p>
             <w:pPr>
               <w:pStyle w:val="Compact"/>
@@ -3337,7 +3361,11 @@
           </w:p>
         </w:tc>
         <w:tc>
-          <w:tcPr/>
+          <w:tcPr>
+            <w:tcBorders>
+              <w:bottom w:val="single" w:sz="8" w:space="0" w:color="000000"/>
+            </w:tcBorders>
+          </w:tcPr>
           <w:p>
             <w:pPr>
               <w:pStyle w:val="Compact"/>
@@ -3383,7 +3411,11 @@
           </w:p>
         </w:tc>
         <w:tc>
-          <w:tcPr/>
+          <w:tcPr>
+            <w:tcBorders>
+              <w:bottom w:val="single" w:sz="8" w:space="0" w:color="000000"/>
+            </w:tcBorders>
+          </w:tcPr>
           <w:p>
             <w:pPr>
               <w:pStyle w:val="Compact"/>
@@ -3542,9 +3574,8 @@
     <w:p>
       <w:pPr>
         <w:pStyle w:val="Compact"/>
-        <w:spacing w:before="120"/>
+        <w:spacing w:before="0" w:after="0"/>
         <w:ind w:left="480" w:hanging="480"/>
-        <w:spacing w:after="0"/>
       </w:pPr>
       <w:r>
         <w:rPr>
@@ -3568,21 +3599,45 @@
     <w:p>
       <w:pPr>
         <w:pStyle w:val="Compact"/>
-        <w:spacing w:before="120"/>
+        <w:spacing w:before="0" w:after="0"/>
         <w:ind w:left="480" w:hanging="480"/>
+      </w:pPr>
+      <w:r>
+        <w:rPr>
+          <w:rFonts w:ascii="Times New Roman" w:hAnsi="Times New Roman" w:eastAsia="Times New Roman" w:cs="Times New Roman"/>
+        </w:rPr>
+        <w:t xml:space="preserve">B. </w:t>
+      </w:r>
+      <w:r>
+        <w:rPr>
+          <w:rFonts w:hint="eastAsia" w:ascii="Times New Roman" w:hAnsi="Times New Roman" w:eastAsia="FangSong" w:cs="Times New Roman"/>
+        </w:rPr>
+        <w:t xml:space="preserve">二聚体</w:t>
+      </w:r>
+      <w:r>
+        <w:rPr>
+          <w:rFonts w:ascii="Times New Roman" w:hAnsi="Times New Roman" w:eastAsia="Times New Roman" w:cs="Times New Roman"/>
+        </w:rPr>
+        <w:t xml:space="preserve">　　</w:t>
+      </w:r>
+    </w:p>
+    <w:p>
+      <w:pPr>
+        <w:pStyle w:val="Compact"/>
         <w:spacing w:before="0" w:after="0"/>
-      </w:pPr>
-      <w:r>
-        <w:rPr>
-          <w:rFonts w:ascii="Times New Roman" w:hAnsi="Times New Roman" w:eastAsia="Times New Roman" w:cs="Times New Roman"/>
-        </w:rPr>
-        <w:t xml:space="preserve">B. </w:t>
-      </w:r>
-      <w:r>
-        <w:rPr>
-          <w:rFonts w:hint="eastAsia" w:ascii="Times New Roman" w:hAnsi="Times New Roman" w:eastAsia="FangSong" w:cs="Times New Roman"/>
-        </w:rPr>
-        <w:t xml:space="preserve">二聚体</w:t>
+        <w:ind w:left="480" w:hanging="480"/>
+      </w:pPr>
+      <w:r>
+        <w:rPr>
+          <w:rFonts w:ascii="Times New Roman" w:hAnsi="Times New Roman" w:eastAsia="Times New Roman" w:cs="Times New Roman"/>
+        </w:rPr>
+        <w:t xml:space="preserve">C. </w:t>
+      </w:r>
+      <w:r>
+        <w:rPr>
+          <w:rFonts w:hint="eastAsia" w:ascii="Times New Roman" w:hAnsi="Times New Roman" w:eastAsia="FangSong" w:cs="Times New Roman"/>
+        </w:rPr>
+        <w:t xml:space="preserve">三聚体</w:t>
       </w:r>
       <w:r>
         <w:rPr>
@@ -3594,35 +3649,8 @@
     <w:p>
       <w:pPr>
         <w:pStyle w:val="Compact"/>
-        <w:spacing w:before="120"/>
+        <w:spacing w:before="0" w:after="0"/>
         <w:ind w:left="480" w:hanging="480"/>
-        <w:spacing w:before="0" w:after="0"/>
-      </w:pPr>
-      <w:r>
-        <w:rPr>
-          <w:rFonts w:ascii="Times New Roman" w:hAnsi="Times New Roman" w:eastAsia="Times New Roman" w:cs="Times New Roman"/>
-        </w:rPr>
-        <w:t xml:space="preserve">C. </w:t>
-      </w:r>
-      <w:r>
-        <w:rPr>
-          <w:rFonts w:hint="eastAsia" w:ascii="Times New Roman" w:hAnsi="Times New Roman" w:eastAsia="FangSong" w:cs="Times New Roman"/>
-        </w:rPr>
-        <w:t xml:space="preserve">三聚体</w:t>
-      </w:r>
-      <w:r>
-        <w:rPr>
-          <w:rFonts w:ascii="Times New Roman" w:hAnsi="Times New Roman" w:eastAsia="Times New Roman" w:cs="Times New Roman"/>
-        </w:rPr>
-        <w:t xml:space="preserve">　　</w:t>
-      </w:r>
-    </w:p>
-    <w:p>
-      <w:pPr>
-        <w:pStyle w:val="Compact"/>
-        <w:spacing w:before="120"/>
-        <w:ind w:left="480" w:hanging="480"/>
-        <w:spacing w:before="0" w:after="36"/>
       </w:pPr>
       <w:r>
         <w:rPr>
@@ -4180,8 +4208,8 @@
     <w:p>
       <w:pPr>
         <w:pStyle w:val="BodyText"/>
+        <w:spacing w:before="0" w:after="0"/>
         <w:ind w:left="480" w:hanging="480"/>
-        <w:spacing w:after="0"/>
       </w:pPr>
       <w:r>
         <w:rPr>
@@ -4205,33 +4233,114 @@
     <w:p>
       <w:pPr>
         <w:pStyle w:val="BodyText"/>
+        <w:spacing w:before="0" w:after="0"/>
         <w:ind w:left="480" w:hanging="480"/>
+      </w:pPr>
+      <w:r>
+        <w:rPr>
+          <w:rFonts w:ascii="Times New Roman" w:hAnsi="Times New Roman" w:eastAsia="Times New Roman" w:cs="Times New Roman"/>
+        </w:rPr>
+        <w:t>A. H</w:t>
+      </w:r>
+      <w:r>
+        <w:rPr>
+          <w:rFonts w:ascii="Times New Roman" w:hAnsi="Times New Roman" w:eastAsia="Times New Roman" w:cs="Times New Roman"/>
+          <w:vertAlign w:val="subscript"/>
+        </w:rPr>
+        <w:t>2</w:t>
+      </w:r>
+      <w:r>
+        <w:rPr>
+          <w:rFonts w:ascii="Times New Roman" w:hAnsi="Times New Roman" w:eastAsia="Times New Roman" w:cs="Times New Roman"/>
+        </w:rPr>
+        <w:t xml:space="preserve">O </w:t>
+      </w:r>
+      <w:r>
+        <w:rPr>
+          <w:rFonts w:hint="eastAsia" w:ascii="Times New Roman" w:hAnsi="Times New Roman" w:eastAsia="FangSong" w:cs="Times New Roman"/>
+        </w:rPr>
+        <w:t xml:space="preserve">的沸点高于</w:t>
+      </w:r>
+      <w:r>
+        <w:rPr>
+          <w:rFonts w:ascii="Times New Roman" w:hAnsi="Times New Roman" w:eastAsia="Times New Roman" w:cs="Times New Roman"/>
+        </w:rPr>
+        <w:t xml:space="preserve"> </w:t>
+      </w:r>
+      <w:r>
+        <w:rPr>
+          <w:rFonts w:hint="eastAsia" w:ascii="Times New Roman" w:hAnsi="Times New Roman" w:eastAsia="Times New Roman" w:cs="Times New Roman"/>
+        </w:rPr>
+        <w:t>H</w:t>
+      </w:r>
+      <w:r>
+        <w:rPr>
+          <w:rFonts w:hint="eastAsia" w:ascii="Times New Roman" w:hAnsi="Times New Roman" w:eastAsia="Times New Roman" w:cs="Times New Roman"/>
+          <w:vertAlign w:val="subscript"/>
+        </w:rPr>
+        <w:t>2</w:t>
+      </w:r>
+      <w:r>
+        <w:rPr>
+          <w:rFonts w:hint="eastAsia" w:ascii="Times New Roman" w:hAnsi="Times New Roman" w:eastAsia="Times New Roman" w:cs="Times New Roman"/>
+        </w:rPr>
+        <w:t>S，</w:t>
+      </w:r>
+      <w:r>
+        <w:rPr>
+          <w:rFonts w:hint="eastAsia" w:ascii="Times New Roman" w:hAnsi="Times New Roman" w:eastAsia="FangSong" w:cs="Times New Roman"/>
+        </w:rPr>
+        <w:t>是因为</w:t>
+      </w:r>
+      <w:r>
+        <w:rPr>
+          <w:rFonts w:ascii="Times New Roman" w:hAnsi="Times New Roman" w:eastAsia="Times New Roman" w:cs="Times New Roman"/>
+        </w:rPr>
+        <w:t xml:space="preserve"> O </w:t>
+      </w:r>
+      <w:r>
+        <w:rPr>
+          <w:rFonts w:hint="eastAsia" w:ascii="Times New Roman" w:hAnsi="Times New Roman" w:eastAsia="FangSong" w:cs="Times New Roman"/>
+        </w:rPr>
+        <w:t xml:space="preserve">的非金属性大于</w:t>
+      </w:r>
+      <w:r>
+        <w:rPr>
+          <w:rFonts w:ascii="Times New Roman" w:hAnsi="Times New Roman" w:eastAsia="Times New Roman" w:cs="Times New Roman"/>
+        </w:rPr>
+        <w:t xml:space="preserve"> S</w:t>
+      </w:r>
+      <w:r>
+        <w:rPr>
+          <w:rFonts w:ascii="Times New Roman" w:hAnsi="Times New Roman" w:eastAsia="Times New Roman" w:cs="Times New Roman"/>
+        </w:rPr>
+        <w:t xml:space="preserve"> </w:t>
+      </w:r>
+      <w:r>
+        <w:rPr>
+          <w:rFonts w:ascii="Times New Roman" w:hAnsi="Times New Roman" w:eastAsia="Times New Roman" w:cs="Times New Roman"/>
+        </w:rPr>
+        <w:t>- </w:t>
+      </w:r>
+    </w:p>
+    <w:p>
+      <w:pPr>
+        <w:pStyle w:val="BodyText"/>
         <w:spacing w:before="0" w:after="0"/>
-      </w:pPr>
-      <w:r>
-        <w:rPr>
-          <w:rFonts w:ascii="Times New Roman" w:hAnsi="Times New Roman" w:eastAsia="Times New Roman" w:cs="Times New Roman"/>
-        </w:rPr>
-        <w:t>A. H</w:t>
+        <w:ind w:left="480" w:hanging="480"/>
+      </w:pPr>
+      <w:r>
+        <w:rPr>
+          <w:rFonts w:ascii="Times New Roman" w:hAnsi="Times New Roman" w:eastAsia="Times New Roman" w:cs="Times New Roman"/>
+        </w:rPr>
+        <w:t>B. NaHSO</w:t>
       </w:r>
       <w:r>
         <w:rPr>
           <w:rFonts w:ascii="Times New Roman" w:hAnsi="Times New Roman" w:eastAsia="Times New Roman" w:cs="Times New Roman"/>
           <w:vertAlign w:val="subscript"/>
         </w:rPr>
-        <w:t>2</w:t>
-      </w:r>
-      <w:r>
-        <w:rPr>
-          <w:rFonts w:ascii="Times New Roman" w:hAnsi="Times New Roman" w:eastAsia="Times New Roman" w:cs="Times New Roman"/>
-        </w:rPr>
-        <w:t xml:space="preserve">O </w:t>
-      </w:r>
-      <w:r>
-        <w:rPr>
-          <w:rFonts w:hint="eastAsia" w:ascii="Times New Roman" w:hAnsi="Times New Roman" w:eastAsia="FangSong" w:cs="Times New Roman"/>
-        </w:rPr>
-        <w:t xml:space="preserve">的沸点高于</w:t>
+        <w:t>4</w:t>
       </w:r>
       <w:r>
         <w:rPr>
@@ -4241,46 +4350,33 @@
       </w:r>
       <w:r>
         <w:rPr>
-          <w:rFonts w:hint="eastAsia" w:ascii="Times New Roman" w:hAnsi="Times New Roman" w:eastAsia="Times New Roman" w:cs="Times New Roman"/>
-        </w:rPr>
-        <w:t>H</w:t>
-      </w:r>
-      <w:r>
-        <w:rPr>
-          <w:rFonts w:hint="eastAsia" w:ascii="Times New Roman" w:hAnsi="Times New Roman" w:eastAsia="Times New Roman" w:cs="Times New Roman"/>
-          <w:vertAlign w:val="subscript"/>
-        </w:rPr>
-        <w:t>2</w:t>
-      </w:r>
-      <w:r>
-        <w:rPr>
-          <w:rFonts w:hint="eastAsia" w:ascii="Times New Roman" w:hAnsi="Times New Roman" w:eastAsia="Times New Roman" w:cs="Times New Roman"/>
-        </w:rPr>
-        <w:t>S，</w:t>
-      </w:r>
-      <w:r>
-        <w:rPr>
-          <w:rFonts w:hint="eastAsia" w:ascii="Times New Roman" w:hAnsi="Times New Roman" w:eastAsia="FangSong" w:cs="Times New Roman"/>
-        </w:rPr>
-        <w:t>是因为</w:t>
-      </w:r>
-      <w:r>
-        <w:rPr>
-          <w:rFonts w:ascii="Times New Roman" w:hAnsi="Times New Roman" w:eastAsia="Times New Roman" w:cs="Times New Roman"/>
-        </w:rPr>
-        <w:t xml:space="preserve"> O </w:t>
-      </w:r>
-      <w:r>
-        <w:rPr>
-          <w:rFonts w:hint="eastAsia" w:ascii="Times New Roman" w:hAnsi="Times New Roman" w:eastAsia="FangSong" w:cs="Times New Roman"/>
-        </w:rPr>
-        <w:t xml:space="preserve">的非金属性大于</w:t>
-      </w:r>
-      <w:r>
-        <w:rPr>
-          <w:rFonts w:ascii="Times New Roman" w:hAnsi="Times New Roman" w:eastAsia="Times New Roman" w:cs="Times New Roman"/>
-        </w:rPr>
-        <w:t xml:space="preserve"> S</w:t>
+          <w:rFonts w:hint="eastAsia" w:ascii="Times New Roman" w:hAnsi="Times New Roman" w:eastAsia="FangSong" w:cs="Times New Roman"/>
+        </w:rPr>
+        <w:t>固体溶于水</w:t>
+      </w:r>
+      <w:r>
+        <w:rPr>
+          <w:rFonts w:hint="eastAsia" w:ascii="Times New Roman" w:hAnsi="Times New Roman" w:eastAsia="Times New Roman" w:cs="Times New Roman"/>
+        </w:rPr>
+        <w:t>，</w:t>
+      </w:r>
+      <w:r>
+        <w:rPr>
+          <w:rFonts w:hint="eastAsia" w:ascii="Times New Roman" w:hAnsi="Times New Roman" w:eastAsia="FangSong" w:cs="Times New Roman"/>
+        </w:rPr>
+        <w:t>既有离子键的断裂</w:t>
+      </w:r>
+      <w:r>
+        <w:rPr>
+          <w:rFonts w:hint="eastAsia" w:ascii="Times New Roman" w:hAnsi="Times New Roman" w:eastAsia="Times New Roman" w:cs="Times New Roman"/>
+        </w:rPr>
+        <w:t>，</w:t>
+      </w:r>
+      <w:r>
+        <w:rPr>
+          <w:rFonts w:hint="eastAsia" w:ascii="Times New Roman" w:hAnsi="Times New Roman" w:eastAsia="FangSong" w:cs="Times New Roman"/>
+        </w:rPr>
+        <w:t>又有共价键的断裂</w:t>
       </w:r>
       <w:r>
         <w:rPr>
@@ -4292,143 +4388,75 @@
         <w:rPr>
           <w:rFonts w:ascii="Times New Roman" w:hAnsi="Times New Roman" w:eastAsia="Times New Roman" w:cs="Times New Roman"/>
         </w:rPr>
+        <w:t xml:space="preserve">- </w:t>
+      </w:r>
+    </w:p>
+    <w:p>
+      <w:pPr>
+        <w:pStyle w:val="BodyText"/>
+        <w:spacing w:before="0" w:after="0"/>
+        <w:ind w:left="480" w:hanging="480"/>
+      </w:pPr>
+      <w:r>
+        <w:rPr>
+          <w:rFonts w:ascii="Times New Roman" w:hAnsi="Times New Roman" w:eastAsia="Times New Roman" w:cs="Times New Roman"/>
+        </w:rPr>
+        <w:t xml:space="preserve">C. </w:t>
+      </w:r>
+      <w:r>
+        <w:rPr>
+          <w:rFonts w:hint="eastAsia" w:ascii="Times New Roman" w:hAnsi="Times New Roman" w:eastAsia="FangSong" w:cs="Times New Roman"/>
+        </w:rPr>
+        <w:t>由于二氧化碳的碳氧键断裂时会释放大量的热量</w:t>
+      </w:r>
+      <w:r>
+        <w:rPr>
+          <w:rFonts w:hint="eastAsia" w:ascii="Times New Roman" w:hAnsi="Times New Roman" w:eastAsia="Times New Roman" w:cs="Times New Roman"/>
+        </w:rPr>
+        <w:t>，</w:t>
+      </w:r>
+      <w:r>
+        <w:rPr>
+          <w:rFonts w:hint="eastAsia" w:ascii="Times New Roman" w:hAnsi="Times New Roman" w:eastAsia="FangSong" w:cs="Times New Roman"/>
+        </w:rPr>
+        <w:t>由此可利用干冰制造舞台</w:t>
+      </w:r>
+      <w:r>
+        <w:rPr>
+          <w:rFonts w:hint="eastAsia" w:ascii="Times New Roman" w:hAnsi="Times New Roman" w:eastAsia="Times New Roman" w:cs="Times New Roman"/>
+        </w:rPr>
+        <w:t>”</w:t>
+      </w:r>
+      <w:r>
+        <w:rPr>
+          <w:rFonts w:hint="eastAsia" w:ascii="Times New Roman" w:hAnsi="Times New Roman" w:eastAsia="FangSong" w:cs="Times New Roman"/>
+        </w:rPr>
+        <w:t>雾境</w:t>
+      </w:r>
+      <w:r>
+        <w:rPr>
+          <w:rFonts w:hint="eastAsia" w:ascii="Times New Roman" w:hAnsi="Times New Roman" w:eastAsia="Times New Roman" w:cs="Times New Roman"/>
+        </w:rPr>
+        <w:t>”</w:t>
+      </w:r>
+      <w:r>
+        <w:rPr>
+          <w:rFonts w:ascii="Times New Roman" w:hAnsi="Times New Roman" w:eastAsia="Times New Roman" w:cs="Times New Roman"/>
+        </w:rPr>
+        <w:t xml:space="preserve"> </w:t>
+      </w:r>
+      <w:r>
+        <w:rPr>
+          <w:rFonts w:ascii="Times New Roman" w:hAnsi="Times New Roman" w:eastAsia="Times New Roman" w:cs="Times New Roman"/>
+        </w:rPr>
         <w:t>- </w:t>
       </w:r>
     </w:p>
     <w:p>
       <w:pPr>
         <w:pStyle w:val="BodyText"/>
+        <w:spacing w:before="0" w:after="0"/>
         <w:ind w:left="480" w:hanging="480"/>
-        <w:spacing w:before="0" w:after="0"/>
-      </w:pPr>
-      <w:r>
-        <w:rPr>
-          <w:rFonts w:ascii="Times New Roman" w:hAnsi="Times New Roman" w:eastAsia="Times New Roman" w:cs="Times New Roman"/>
-        </w:rPr>
-        <w:t>B. NaHSO</w:t>
-      </w:r>
-      <w:r>
-        <w:rPr>
-          <w:rFonts w:ascii="Times New Roman" w:hAnsi="Times New Roman" w:eastAsia="Times New Roman" w:cs="Times New Roman"/>
-          <w:vertAlign w:val="subscript"/>
-        </w:rPr>
-        <w:t>4</w:t>
-      </w:r>
-      <w:r>
-        <w:rPr>
-          <w:rFonts w:ascii="Times New Roman" w:hAnsi="Times New Roman" w:eastAsia="Times New Roman" w:cs="Times New Roman"/>
-        </w:rPr>
-        <w:t xml:space="preserve"> </w:t>
-      </w:r>
-      <w:r>
-        <w:rPr>
-          <w:rFonts w:hint="eastAsia" w:ascii="Times New Roman" w:hAnsi="Times New Roman" w:eastAsia="FangSong" w:cs="Times New Roman"/>
-        </w:rPr>
-        <w:t>固体溶于水</w:t>
-      </w:r>
-      <w:r>
-        <w:rPr>
-          <w:rFonts w:hint="eastAsia" w:ascii="Times New Roman" w:hAnsi="Times New Roman" w:eastAsia="Times New Roman" w:cs="Times New Roman"/>
-        </w:rPr>
-        <w:t>，</w:t>
-      </w:r>
-      <w:r>
-        <w:rPr>
-          <w:rFonts w:hint="eastAsia" w:ascii="Times New Roman" w:hAnsi="Times New Roman" w:eastAsia="FangSong" w:cs="Times New Roman"/>
-        </w:rPr>
-        <w:t>既有离子键的断裂</w:t>
-      </w:r>
-      <w:r>
-        <w:rPr>
-          <w:rFonts w:hint="eastAsia" w:ascii="Times New Roman" w:hAnsi="Times New Roman" w:eastAsia="Times New Roman" w:cs="Times New Roman"/>
-        </w:rPr>
-        <w:t>，</w:t>
-      </w:r>
-      <w:r>
-        <w:rPr>
-          <w:rFonts w:hint="eastAsia" w:ascii="Times New Roman" w:hAnsi="Times New Roman" w:eastAsia="FangSong" w:cs="Times New Roman"/>
-        </w:rPr>
-        <w:t>又有共价键的断裂</w:t>
-      </w:r>
-      <w:r>
-        <w:rPr>
-          <w:rFonts w:ascii="Times New Roman" w:hAnsi="Times New Roman" w:eastAsia="Times New Roman" w:cs="Times New Roman"/>
-        </w:rPr>
-        <w:t xml:space="preserve"> </w:t>
-      </w:r>
-      <w:r>
-        <w:rPr>
-          <w:rFonts w:ascii="Times New Roman" w:hAnsi="Times New Roman" w:eastAsia="Times New Roman" w:cs="Times New Roman"/>
-        </w:rPr>
-        <w:t xml:space="preserve">- </w:t>
-      </w:r>
-    </w:p>
-    <w:p>
-      <w:pPr>
-        <w:pStyle w:val="BodyText"/>
-        <w:ind w:left="480" w:hanging="480"/>
-        <w:spacing w:before="0" w:after="0"/>
-      </w:pPr>
-      <w:r>
-        <w:rPr>
-          <w:rFonts w:ascii="Times New Roman" w:hAnsi="Times New Roman" w:eastAsia="Times New Roman" w:cs="Times New Roman"/>
-        </w:rPr>
-        <w:t xml:space="preserve">C. </w:t>
-      </w:r>
-      <w:r>
-        <w:rPr>
-          <w:rFonts w:hint="eastAsia" w:ascii="Times New Roman" w:hAnsi="Times New Roman" w:eastAsia="FangSong" w:cs="Times New Roman"/>
-        </w:rPr>
-        <w:t>由于二氧化碳的碳氧键断裂时会释放大量的热量</w:t>
-      </w:r>
-      <w:r>
-        <w:rPr>
-          <w:rFonts w:hint="eastAsia" w:ascii="Times New Roman" w:hAnsi="Times New Roman" w:eastAsia="Times New Roman" w:cs="Times New Roman"/>
-        </w:rPr>
-        <w:t>，</w:t>
-      </w:r>
-      <w:r>
-        <w:rPr>
-          <w:rFonts w:hint="eastAsia" w:ascii="Times New Roman" w:hAnsi="Times New Roman" w:eastAsia="FangSong" w:cs="Times New Roman"/>
-        </w:rPr>
-        <w:t>由此可利用干冰制造舞台</w:t>
-      </w:r>
-      <w:r>
-        <w:rPr>
-          <w:rFonts w:hint="eastAsia" w:ascii="Times New Roman" w:hAnsi="Times New Roman" w:eastAsia="Times New Roman" w:cs="Times New Roman"/>
-        </w:rPr>
-        <w:t>”</w:t>
-      </w:r>
-      <w:r>
-        <w:rPr>
-          <w:rFonts w:hint="eastAsia" w:ascii="Times New Roman" w:hAnsi="Times New Roman" w:eastAsia="FangSong" w:cs="Times New Roman"/>
-        </w:rPr>
-        <w:t>雾境</w:t>
-      </w:r>
-      <w:r>
-        <w:rPr>
-          <w:rFonts w:hint="eastAsia" w:ascii="Times New Roman" w:hAnsi="Times New Roman" w:eastAsia="Times New Roman" w:cs="Times New Roman"/>
-        </w:rPr>
-        <w:t>”</w:t>
-      </w:r>
-      <w:r>
-        <w:rPr>
-          <w:rFonts w:ascii="Times New Roman" w:hAnsi="Times New Roman" w:eastAsia="Times New Roman" w:cs="Times New Roman"/>
-        </w:rPr>
-        <w:t xml:space="preserve"> </w:t>
-      </w:r>
-      <w:r>
-        <w:rPr>
-          <w:rFonts w:ascii="Times New Roman" w:hAnsi="Times New Roman" w:eastAsia="Times New Roman" w:cs="Times New Roman"/>
-        </w:rPr>
-        <w:t>- </w:t>
-      </w:r>
-    </w:p>
-    <w:p>
-      <w:pPr>
-        <w:pStyle w:val="BodyText"/>
-        <w:ind w:left="480" w:hanging="480"/>
-        <w:spacing w:before="0" w:after="180"/>
       </w:pPr>
       <w:r>
         <w:rPr>
@@ -5970,6 +5998,14 @@
         <w:tblStyle w:val="Table"/>
         <w:tblW w:type="pct" w:w="5000"/>
         <w:tblLayout w:type="fixed"/>
+        <w:tblBorders>
+          <w:top w:val="single" w:sz="12" w:space="0" w:color="000000"/>
+          <w:left w:val="none" w:sz="0" w:space="0" w:color="auto"/>
+          <w:bottom w:val="single" w:sz="12" w:space="0" w:color="000000"/>
+          <w:right w:val="none" w:sz="0" w:space="0" w:color="auto"/>
+          <w:insideH w:val="none" w:sz="0" w:space="0" w:color="auto"/>
+          <w:insideV w:val="none" w:sz="0" w:space="0" w:color="auto"/>
+        </w:tblBorders>
         <w:tblLook w:firstRow="1" w:lastRow="0" w:firstColumn="0" w:lastColumn="0" w:noHBand="0" w:noVBand="0" w:val="0020"/>
       </w:tblPr>
       <w:tblGrid>
@@ -5982,7 +6018,11 @@
           <w:tblHeader w:val="on"/>
         </w:trPr>
         <w:tc>
-          <w:tcPr/>
+          <w:tcPr>
+            <w:tcBorders>
+              <w:bottom w:val="single" w:sz="8" w:space="0" w:color="000000"/>
+            </w:tcBorders>
+          </w:tcPr>
           <w:p>
             <w:pPr>
               <w:pStyle w:val="Compact"/>
@@ -6005,7 +6045,11 @@
           </w:p>
         </w:tc>
         <w:tc>
-          <w:tcPr/>
+          <w:tcPr>
+            <w:tcBorders>
+              <w:bottom w:val="single" w:sz="8" w:space="0" w:color="000000"/>
+            </w:tcBorders>
+          </w:tcPr>
           <w:p>
             <w:pPr>
               <w:pStyle w:val="Compact"/>
@@ -6021,7 +6065,11 @@
           </w:p>
         </w:tc>
         <w:tc>
-          <w:tcPr/>
+          <w:tcPr>
+            <w:tcBorders>
+              <w:bottom w:val="single" w:sz="8" w:space="0" w:color="000000"/>
+            </w:tcBorders>
+          </w:tcPr>
           <w:p>
             <w:pPr>
               <w:pStyle w:val="Compact"/>
@@ -7637,6 +7685,14 @@
       <w:tblPr>
         <w:tblStyle w:val="Table"/>
         <w:tblW w:type="auto" w:w="0"/>
+        <w:tblBorders>
+          <w:top w:val="single" w:sz="12" w:space="0" w:color="000000"/>
+          <w:left w:val="none" w:sz="0" w:space="0" w:color="auto"/>
+          <w:bottom w:val="single" w:sz="12" w:space="0" w:color="000000"/>
+          <w:right w:val="none" w:sz="0" w:space="0" w:color="auto"/>
+          <w:insideH w:val="none" w:sz="0" w:space="0" w:color="auto"/>
+          <w:insideV w:val="none" w:sz="0" w:space="0" w:color="auto"/>
+        </w:tblBorders>
         <w:tblLook w:firstRow="1" w:lastRow="0" w:firstColumn="0" w:lastColumn="0" w:noHBand="0" w:noVBand="0" w:val="0020"/>
       </w:tblPr>
       <w:tblGrid>
@@ -7649,7 +7705,11 @@
           <w:tblHeader w:val="on"/>
         </w:trPr>
         <w:tc>
-          <w:tcPr/>
+          <w:tcPr>
+            <w:tcBorders>
+              <w:bottom w:val="single" w:sz="8" w:space="0" w:color="000000"/>
+            </w:tcBorders>
+          </w:tcPr>
           <w:p>
             <w:pPr>
               <w:pStyle w:val="Compact"/>
@@ -7672,7 +7732,11 @@
           </w:p>
         </w:tc>
         <w:tc>
-          <w:tcPr/>
+          <w:tcPr>
+            <w:tcBorders>
+              <w:bottom w:val="single" w:sz="8" w:space="0" w:color="000000"/>
+            </w:tcBorders>
+          </w:tcPr>
           <w:p>
             <w:pPr>
               <w:pStyle w:val="Compact"/>
@@ -7688,7 +7752,11 @@
           </w:p>
         </w:tc>
         <w:tc>
-          <w:tcPr/>
+          <w:tcPr>
+            <w:tcBorders>
+              <w:bottom w:val="single" w:sz="8" w:space="0" w:color="000000"/>
+            </w:tcBorders>
+          </w:tcPr>
           <w:p>
             <w:pPr>
               <w:pStyle w:val="Compact"/>
@@ -8229,8 +8297,8 @@
     <w:p>
       <w:pPr>
         <w:pStyle w:val="Compact"/>
+        <w:spacing w:before="0" w:after="0"/>
         <w:ind w:left="480" w:hanging="480"/>
-        <w:spacing w:after="0"/>
       </w:pPr>
       <w:r>
         <w:rPr>
@@ -8242,34 +8310,34 @@
     <w:p>
       <w:pPr>
         <w:pStyle w:val="Compact"/>
+        <w:spacing w:before="0" w:after="0"/>
         <w:ind w:left="480" w:hanging="480"/>
+      </w:pPr>
+      <w:r>
+        <w:rPr>
+          <w:rFonts w:ascii="Times New Roman" w:hAnsi="Times New Roman" w:eastAsia="Times New Roman" w:cs="Times New Roman"/>
+        </w:rPr>
+        <w:t xml:space="preserve">B. +686　　</w:t>
+      </w:r>
+    </w:p>
+    <w:p>
+      <w:pPr>
+        <w:pStyle w:val="Compact"/>
         <w:spacing w:before="0" w:after="0"/>
-      </w:pPr>
-      <w:r>
-        <w:rPr>
-          <w:rFonts w:ascii="Times New Roman" w:hAnsi="Times New Roman" w:eastAsia="Times New Roman" w:cs="Times New Roman"/>
-        </w:rPr>
-        <w:t xml:space="preserve">B. +686　　</w:t>
+        <w:ind w:left="480" w:hanging="480"/>
+      </w:pPr>
+      <w:r>
+        <w:rPr>
+          <w:rFonts w:ascii="Times New Roman" w:hAnsi="Times New Roman" w:eastAsia="Times New Roman" w:cs="Times New Roman"/>
+        </w:rPr>
+        <w:t xml:space="preserve">C. +838　　</w:t>
       </w:r>
     </w:p>
     <w:p>
       <w:pPr>
         <w:pStyle w:val="Compact"/>
+        <w:spacing w:before="0" w:after="0"/>
         <w:ind w:left="480" w:hanging="480"/>
-        <w:spacing w:before="0" w:after="0"/>
-      </w:pPr>
-      <w:r>
-        <w:rPr>
-          <w:rFonts w:ascii="Times New Roman" w:hAnsi="Times New Roman" w:eastAsia="Times New Roman" w:cs="Times New Roman"/>
-        </w:rPr>
-        <w:t xml:space="preserve">C. +838　　</w:t>
-      </w:r>
-    </w:p>
-    <w:p>
-      <w:pPr>
-        <w:pStyle w:val="Compact"/>
-        <w:ind w:left="480" w:hanging="480"/>
-        <w:spacing w:before="0" w:after="36"/>
       </w:pPr>
       <w:r>
         <w:rPr>
@@ -8627,6 +8695,7 @@
     <w:p>
       <w:pPr>
         <w:pStyle w:val="Compact"/>
+        <w:spacing w:before="0" w:after="0"/>
       </w:pPr>
       <w:r>
         <w:rPr>
@@ -8644,6 +8713,7 @@
     <w:p>
       <w:pPr>
         <w:pStyle w:val="Compact"/>
+        <w:spacing w:before="0" w:after="0"/>
       </w:pPr>
       <w:r>
         <w:rPr>
@@ -8661,6 +8731,7 @@
     <w:p>
       <w:pPr>
         <w:pStyle w:val="Compact"/>
+        <w:spacing w:before="0" w:after="0"/>
       </w:pPr>
       <w:r>
         <w:rPr>
@@ -8678,6 +8749,7 @@
     <w:p>
       <w:pPr>
         <w:pStyle w:val="Compact"/>
+        <w:spacing w:before="0" w:after="0"/>
       </w:pPr>
       <w:r>
         <w:rPr>
@@ -9553,8 +9625,8 @@
     <w:p>
       <w:pPr>
         <w:pStyle w:val="Compact"/>
+        <w:spacing w:before="0" w:after="0"/>
         <w:ind w:left="480" w:hanging="480"/>
-        <w:spacing w:after="0"/>
       </w:pPr>
       <w:r>
         <w:rPr>
@@ -9566,34 +9638,34 @@
     <w:p>
       <w:pPr>
         <w:pStyle w:val="Compact"/>
+        <w:spacing w:before="0" w:after="0"/>
         <w:ind w:left="480" w:hanging="480"/>
+      </w:pPr>
+      <w:r>
+        <w:rPr>
+          <w:rFonts w:ascii="Times New Roman" w:hAnsi="Times New Roman" w:eastAsia="Times New Roman" w:cs="Times New Roman"/>
+        </w:rPr>
+        <w:t xml:space="preserve">B. 6　　</w:t>
+      </w:r>
+    </w:p>
+    <w:p>
+      <w:pPr>
+        <w:pStyle w:val="Compact"/>
         <w:spacing w:before="0" w:after="0"/>
-      </w:pPr>
-      <w:r>
-        <w:rPr>
-          <w:rFonts w:ascii="Times New Roman" w:hAnsi="Times New Roman" w:eastAsia="Times New Roman" w:cs="Times New Roman"/>
-        </w:rPr>
-        <w:t xml:space="preserve">B. 6　　</w:t>
+        <w:ind w:left="480" w:hanging="480"/>
+      </w:pPr>
+      <w:r>
+        <w:rPr>
+          <w:rFonts w:ascii="Times New Roman" w:hAnsi="Times New Roman" w:eastAsia="Times New Roman" w:cs="Times New Roman"/>
+        </w:rPr>
+        <w:t xml:space="preserve">C. 8　　</w:t>
       </w:r>
     </w:p>
     <w:p>
       <w:pPr>
         <w:pStyle w:val="Compact"/>
+        <w:spacing w:before="0" w:after="0"/>
         <w:ind w:left="480" w:hanging="480"/>
-        <w:spacing w:before="0" w:after="0"/>
-      </w:pPr>
-      <w:r>
-        <w:rPr>
-          <w:rFonts w:ascii="Times New Roman" w:hAnsi="Times New Roman" w:eastAsia="Times New Roman" w:cs="Times New Roman"/>
-        </w:rPr>
-        <w:t xml:space="preserve">C. 8　　</w:t>
-      </w:r>
-    </w:p>
-    <w:p>
-      <w:pPr>
-        <w:pStyle w:val="Compact"/>
-        <w:ind w:left="480" w:hanging="480"/>
-        <w:spacing w:before="0" w:after="36"/>
       </w:pPr>
       <w:r>
         <w:rPr>
@@ -9935,6 +10007,7 @@
     <w:p>
       <w:pPr>
         <w:pStyle w:val="Compact"/>
+        <w:spacing w:before="0" w:after="0"/>
       </w:pPr>
       <w:r>
         <w:rPr>
@@ -10015,6 +10088,7 @@
     <w:p>
       <w:pPr>
         <w:pStyle w:val="Compact"/>
+        <w:spacing w:before="0" w:after="0"/>
       </w:pPr>
       <w:r>
         <w:rPr>
@@ -10056,6 +10130,7 @@
     <w:p>
       <w:pPr>
         <w:pStyle w:val="Compact"/>
+        <w:spacing w:before="0" w:after="0"/>
       </w:pPr>
       <w:r>
         <w:rPr>
@@ -10163,6 +10238,7 @@
     <w:p>
       <w:pPr>
         <w:pStyle w:val="Compact"/>
+        <w:spacing w:before="0" w:after="0"/>
       </w:pPr>
       <w:r>
         <w:rPr>
@@ -10488,6 +10564,7 @@
     <w:p>
       <w:pPr>
         <w:pStyle w:val="Compact"/>
+        <w:spacing w:before="0" w:after="0"/>
       </w:pPr>
       <w:r>
         <w:rPr>
@@ -10523,6 +10600,7 @@
     <w:p>
       <w:pPr>
         <w:pStyle w:val="Compact"/>
+        <w:spacing w:before="0" w:after="0"/>
       </w:pPr>
       <w:r>
         <w:rPr>
@@ -10613,6 +10691,7 @@
     <w:p>
       <w:pPr>
         <w:pStyle w:val="Compact"/>
+        <w:spacing w:before="0" w:after="0"/>
       </w:pPr>
       <w:r>
         <w:rPr>
@@ -10744,6 +10823,7 @@
     <w:p>
       <w:pPr>
         <w:pStyle w:val="Compact"/>
+        <w:spacing w:before="0" w:after="0"/>
       </w:pPr>
       <w:r>
         <w:rPr>
@@ -11216,8 +11296,8 @@
     <w:p>
       <w:pPr>
         <w:pStyle w:val="FirstParagraph"/>
+        <w:spacing w:before="0" w:after="0"/>
         <w:ind w:left="480" w:hanging="480"/>
-        <w:spacing w:after="0"/>
       </w:pPr>
       <w:r>
         <w:rPr>
@@ -11304,14 +11384,126 @@
     <w:p>
       <w:pPr>
         <w:pStyle w:val="FirstParagraph"/>
+        <w:spacing w:before="0" w:after="0"/>
         <w:ind w:left="480" w:hanging="480"/>
+      </w:pPr>
+      <w:r>
+        <w:rPr>
+          <w:rFonts w:ascii="Times New Roman" w:hAnsi="Times New Roman" w:eastAsia="Times New Roman" w:cs="Times New Roman"/>
+        </w:rPr>
+        <w:t xml:space="preserve">A. </w:t>
+      </w:r>
+      <w:r>
+        <w:rPr>
+          <w:rFonts w:hint="eastAsia" w:ascii="Times New Roman" w:hAnsi="Times New Roman" w:eastAsia="FangSong" w:cs="Times New Roman"/>
+        </w:rPr>
+        <w:t>反应</w:t>
+      </w:r>
+      <w:r>
+        <w:rPr>
+          <w:rFonts w:hint="eastAsia" w:ascii="Times New Roman" w:hAnsi="Times New Roman" w:eastAsia="Times New Roman" w:cs="Times New Roman"/>
+        </w:rPr>
+        <w:t>1</w:t>
+      </w:r>
+      <w:r>
+        <w:rPr>
+          <w:rFonts w:hint="eastAsia" w:ascii="Times New Roman" w:hAnsi="Times New Roman" w:eastAsia="FangSong" w:cs="Times New Roman"/>
+        </w:rPr>
+        <w:t>和反应</w:t>
+      </w:r>
+      <w:r>
+        <w:rPr>
+          <w:rFonts w:hint="eastAsia" w:ascii="Times New Roman" w:hAnsi="Times New Roman" w:eastAsia="Times New Roman" w:cs="Times New Roman"/>
+        </w:rPr>
+        <w:t>3</w:t>
+      </w:r>
+      <w:r>
+        <w:rPr>
+          <w:rFonts w:hint="eastAsia" w:ascii="Times New Roman" w:hAnsi="Times New Roman" w:eastAsia="FangSong" w:cs="Times New Roman"/>
+        </w:rPr>
+        <w:t>中浓硫酸作用不同</w:t>
+      </w:r>
+      <w:r>
+        <w:rPr>
+          <w:rFonts w:ascii="Times New Roman" w:hAnsi="Times New Roman" w:eastAsia="Times New Roman" w:cs="Times New Roman"/>
+        </w:rPr>
+        <w:t xml:space="preserve"> </w:t>
+      </w:r>
+      <w:r>
+        <w:rPr>
+          <w:rFonts w:ascii="Times New Roman" w:hAnsi="Times New Roman" w:eastAsia="Times New Roman" w:cs="Times New Roman"/>
+        </w:rPr>
+        <w:t>- </w:t>
+      </w:r>
+    </w:p>
+    <w:p>
+      <w:pPr>
+        <w:pStyle w:val="FirstParagraph"/>
         <w:spacing w:before="0" w:after="0"/>
-      </w:pPr>
-      <w:r>
-        <w:rPr>
-          <w:rFonts w:ascii="Times New Roman" w:hAnsi="Times New Roman" w:eastAsia="Times New Roman" w:cs="Times New Roman"/>
-        </w:rPr>
-        <w:t xml:space="preserve">A. </w:t>
+        <w:ind w:left="480" w:hanging="480"/>
+      </w:pPr>
+      <w:r>
+        <w:rPr>
+          <w:rFonts w:ascii="Times New Roman" w:hAnsi="Times New Roman" w:eastAsia="Times New Roman" w:cs="Times New Roman"/>
+        </w:rPr>
+        <w:t>B. N</w:t>
+      </w:r>
+      <w:r>
+        <w:rPr>
+          <w:rFonts w:ascii="Times New Roman" w:hAnsi="Times New Roman" w:eastAsia="Times New Roman" w:cs="Times New Roman"/>
+          <w:vertAlign w:val="subscript"/>
+        </w:rPr>
+        <w:t>2</w:t>
+      </w:r>
+      <w:r>
+        <w:rPr>
+          <w:rFonts w:ascii="Times New Roman" w:hAnsi="Times New Roman" w:eastAsia="Times New Roman" w:cs="Times New Roman"/>
+        </w:rPr>
+        <w:t>H</w:t>
+      </w:r>
+      <w:r>
+        <w:rPr>
+          <w:rFonts w:ascii="Times New Roman" w:hAnsi="Times New Roman" w:eastAsia="Times New Roman" w:cs="Times New Roman"/>
+          <w:vertAlign w:val="subscript"/>
+        </w:rPr>
+        <w:t>4</w:t>
+      </w:r>
+      <w:r>
+        <w:rPr>
+          <w:rFonts w:ascii="Times New Roman" w:hAnsi="Times New Roman" w:eastAsia="Times New Roman" w:cs="Times New Roman"/>
+        </w:rPr>
+        <w:t xml:space="preserve"> </w:t>
+      </w:r>
+      <w:r>
+        <w:rPr>
+          <w:rFonts w:hint="eastAsia" w:ascii="Times New Roman" w:hAnsi="Times New Roman" w:eastAsia="FangSong" w:cs="Times New Roman"/>
+        </w:rPr>
+        <w:t xml:space="preserve">的所有原子不在同一平面上</w:t>
+      </w:r>
+      <w:r>
+        <w:rPr>
+          <w:rFonts w:ascii="Times New Roman" w:hAnsi="Times New Roman" w:eastAsia="Times New Roman" w:cs="Times New Roman"/>
+        </w:rPr>
+        <w:t xml:space="preserve"> </w:t>
+      </w:r>
+      <w:r>
+        <w:rPr>
+          <w:rFonts w:ascii="Times New Roman" w:hAnsi="Times New Roman" w:eastAsia="Times New Roman" w:cs="Times New Roman"/>
+        </w:rPr>
+        <w:t xml:space="preserve">- </w:t>
+      </w:r>
+    </w:p>
+    <w:p>
+      <w:pPr>
+        <w:pStyle w:val="FirstParagraph"/>
+        <w:spacing w:before="0" w:after="0"/>
+        <w:ind w:left="480" w:hanging="480"/>
+      </w:pPr>
+      <w:r>
+        <w:rPr>
+          <w:rFonts w:ascii="Times New Roman" w:hAnsi="Times New Roman" w:eastAsia="Times New Roman" w:cs="Times New Roman"/>
+        </w:rPr>
+        <w:t xml:space="preserve">C. </w:t>
       </w:r>
       <w:r>
         <w:rPr>
@@ -11323,25 +11515,25 @@
         <w:rPr>
           <w:rFonts w:hint="eastAsia" w:ascii="Times New Roman" w:hAnsi="Times New Roman" w:eastAsia="Times New Roman" w:cs="Times New Roman"/>
         </w:rPr>
-        <w:t>1</w:t>
-      </w:r>
-      <w:r>
-        <w:rPr>
-          <w:rFonts w:hint="eastAsia" w:ascii="Times New Roman" w:hAnsi="Times New Roman" w:eastAsia="FangSong" w:cs="Times New Roman"/>
-        </w:rPr>
-        <w:t>和反应</w:t>
-      </w:r>
-      <w:r>
-        <w:rPr>
-          <w:rFonts w:hint="eastAsia" w:ascii="Times New Roman" w:hAnsi="Times New Roman" w:eastAsia="Times New Roman" w:cs="Times New Roman"/>
-        </w:rPr>
-        <w:t>3</w:t>
-      </w:r>
-      <w:r>
-        <w:rPr>
-          <w:rFonts w:hint="eastAsia" w:ascii="Times New Roman" w:hAnsi="Times New Roman" w:eastAsia="FangSong" w:cs="Times New Roman"/>
-        </w:rPr>
-        <w:t>中浓硫酸作用不同</w:t>
+        <w:t>4</w:t>
+      </w:r>
+      <w:r>
+        <w:rPr>
+          <w:rFonts w:hint="eastAsia" w:ascii="Times New Roman" w:hAnsi="Times New Roman" w:eastAsia="FangSong" w:cs="Times New Roman"/>
+        </w:rPr>
+        <w:t>制备水合肼时应将氨水逐滴滴入</w:t>
+      </w:r>
+      <w:r>
+        <w:rPr>
+          <w:rFonts w:ascii="Times New Roman" w:hAnsi="Times New Roman" w:eastAsia="Times New Roman" w:cs="Times New Roman"/>
+        </w:rPr>
+        <w:t xml:space="preserve"> NaClO </w:t>
+      </w:r>
+      <w:r>
+        <w:rPr>
+          <w:rFonts w:hint="eastAsia" w:ascii="Times New Roman" w:hAnsi="Times New Roman" w:eastAsia="FangSong" w:cs="Times New Roman"/>
+        </w:rPr>
+        <w:t xml:space="preserve">溶液中</w:t>
       </w:r>
       <w:r>
         <w:rPr>
@@ -11359,120 +11551,8 @@
     <w:p>
       <w:pPr>
         <w:pStyle w:val="FirstParagraph"/>
+        <w:spacing w:before="0" w:after="0"/>
         <w:ind w:left="480" w:hanging="480"/>
-        <w:spacing w:before="0" w:after="0"/>
-      </w:pPr>
-      <w:r>
-        <w:rPr>
-          <w:rFonts w:ascii="Times New Roman" w:hAnsi="Times New Roman" w:eastAsia="Times New Roman" w:cs="Times New Roman"/>
-        </w:rPr>
-        <w:t>B. N</w:t>
-      </w:r>
-      <w:r>
-        <w:rPr>
-          <w:rFonts w:ascii="Times New Roman" w:hAnsi="Times New Roman" w:eastAsia="Times New Roman" w:cs="Times New Roman"/>
-          <w:vertAlign w:val="subscript"/>
-        </w:rPr>
-        <w:t>2</w:t>
-      </w:r>
-      <w:r>
-        <w:rPr>
-          <w:rFonts w:ascii="Times New Roman" w:hAnsi="Times New Roman" w:eastAsia="Times New Roman" w:cs="Times New Roman"/>
-        </w:rPr>
-        <w:t>H</w:t>
-      </w:r>
-      <w:r>
-        <w:rPr>
-          <w:rFonts w:ascii="Times New Roman" w:hAnsi="Times New Roman" w:eastAsia="Times New Roman" w:cs="Times New Roman"/>
-          <w:vertAlign w:val="subscript"/>
-        </w:rPr>
-        <w:t>4</w:t>
-      </w:r>
-      <w:r>
-        <w:rPr>
-          <w:rFonts w:ascii="Times New Roman" w:hAnsi="Times New Roman" w:eastAsia="Times New Roman" w:cs="Times New Roman"/>
-        </w:rPr>
-        <w:t xml:space="preserve"> </w:t>
-      </w:r>
-      <w:r>
-        <w:rPr>
-          <w:rFonts w:hint="eastAsia" w:ascii="Times New Roman" w:hAnsi="Times New Roman" w:eastAsia="FangSong" w:cs="Times New Roman"/>
-        </w:rPr>
-        <w:t xml:space="preserve">的所有原子不在同一平面上</w:t>
-      </w:r>
-      <w:r>
-        <w:rPr>
-          <w:rFonts w:ascii="Times New Roman" w:hAnsi="Times New Roman" w:eastAsia="Times New Roman" w:cs="Times New Roman"/>
-        </w:rPr>
-        <w:t xml:space="preserve"> </w:t>
-      </w:r>
-      <w:r>
-        <w:rPr>
-          <w:rFonts w:ascii="Times New Roman" w:hAnsi="Times New Roman" w:eastAsia="Times New Roman" w:cs="Times New Roman"/>
-        </w:rPr>
-        <w:t xml:space="preserve">- </w:t>
-      </w:r>
-    </w:p>
-    <w:p>
-      <w:pPr>
-        <w:pStyle w:val="FirstParagraph"/>
-        <w:ind w:left="480" w:hanging="480"/>
-        <w:spacing w:before="0" w:after="0"/>
-      </w:pPr>
-      <w:r>
-        <w:rPr>
-          <w:rFonts w:ascii="Times New Roman" w:hAnsi="Times New Roman" w:eastAsia="Times New Roman" w:cs="Times New Roman"/>
-        </w:rPr>
-        <w:t xml:space="preserve">C. </w:t>
-      </w:r>
-      <w:r>
-        <w:rPr>
-          <w:rFonts w:hint="eastAsia" w:ascii="Times New Roman" w:hAnsi="Times New Roman" w:eastAsia="FangSong" w:cs="Times New Roman"/>
-        </w:rPr>
-        <w:t>反应</w:t>
-      </w:r>
-      <w:r>
-        <w:rPr>
-          <w:rFonts w:hint="eastAsia" w:ascii="Times New Roman" w:hAnsi="Times New Roman" w:eastAsia="Times New Roman" w:cs="Times New Roman"/>
-        </w:rPr>
-        <w:t>4</w:t>
-      </w:r>
-      <w:r>
-        <w:rPr>
-          <w:rFonts w:hint="eastAsia" w:ascii="Times New Roman" w:hAnsi="Times New Roman" w:eastAsia="FangSong" w:cs="Times New Roman"/>
-        </w:rPr>
-        <w:t>制备水合肼时应将氨水逐滴滴入</w:t>
-      </w:r>
-      <w:r>
-        <w:rPr>
-          <w:rFonts w:ascii="Times New Roman" w:hAnsi="Times New Roman" w:eastAsia="Times New Roman" w:cs="Times New Roman"/>
-        </w:rPr>
-        <w:t xml:space="preserve"> NaClO </w:t>
-      </w:r>
-      <w:r>
-        <w:rPr>
-          <w:rFonts w:hint="eastAsia" w:ascii="Times New Roman" w:hAnsi="Times New Roman" w:eastAsia="FangSong" w:cs="Times New Roman"/>
-        </w:rPr>
-        <w:t xml:space="preserve">溶液中</w:t>
-      </w:r>
-      <w:r>
-        <w:rPr>
-          <w:rFonts w:ascii="Times New Roman" w:hAnsi="Times New Roman" w:eastAsia="Times New Roman" w:cs="Times New Roman"/>
-        </w:rPr>
-        <w:t xml:space="preserve"> </w:t>
-      </w:r>
-      <w:r>
-        <w:rPr>
-          <w:rFonts w:ascii="Times New Roman" w:hAnsi="Times New Roman" w:eastAsia="Times New Roman" w:cs="Times New Roman"/>
-        </w:rPr>
-        <w:t>- </w:t>
-      </w:r>
-    </w:p>
-    <w:p>
-      <w:pPr>
-        <w:pStyle w:val="FirstParagraph"/>
-        <w:ind w:left="480" w:hanging="480"/>
-        <w:spacing w:before="0" w:after="180"/>
       </w:pPr>
       <w:r>
         <w:rPr>
@@ -11947,6 +12027,7 @@
     <w:p>
       <w:pPr>
         <w:pStyle w:val="Compact"/>
+        <w:spacing w:before="0" w:after="0"/>
       </w:pPr>
       <w:r>
         <w:rPr>
@@ -11976,6 +12057,7 @@
     <w:p>
       <w:pPr>
         <w:pStyle w:val="Compact"/>
+        <w:spacing w:before="0" w:after="0"/>
       </w:pPr>
       <w:r>
         <w:rPr>
@@ -12019,6 +12101,7 @@
     <w:p>
       <w:pPr>
         <w:pStyle w:val="Compact"/>
+        <w:spacing w:before="0" w:after="0"/>
       </w:pPr>
       <w:r>
         <w:rPr>
@@ -12087,6 +12170,7 @@
     <w:p>
       <w:pPr>
         <w:pStyle w:val="Compact"/>
+        <w:spacing w:before="0" w:after="0"/>
       </w:pPr>
       <w:r>
         <w:rPr>
@@ -12518,6 +12602,7 @@
     <w:p>
       <w:pPr>
         <w:pStyle w:val="Compact"/>
+        <w:spacing w:before="0" w:after="0"/>
       </w:pPr>
       <w:r>
         <w:rPr>
@@ -12535,6 +12620,7 @@
     <w:p>
       <w:pPr>
         <w:pStyle w:val="Compact"/>
+        <w:spacing w:before="0" w:after="0"/>
       </w:pPr>
       <w:r>
         <w:rPr>
@@ -12603,6 +12689,7 @@
     <w:p>
       <w:pPr>
         <w:pStyle w:val="Compact"/>
+        <w:spacing w:before="0" w:after="0"/>
       </w:pPr>
       <w:r>
         <w:rPr>
@@ -12620,6 +12707,7 @@
     <w:p>
       <w:pPr>
         <w:pStyle w:val="Compact"/>
+        <w:spacing w:before="0" w:after="0"/>
       </w:pPr>
       <w:r>
         <w:rPr>
@@ -12804,8 +12892,8 @@
     <w:p>
       <w:pPr>
         <w:pStyle w:val="BodyText"/>
+        <w:spacing w:before="0" w:after="0"/>
         <w:ind w:left="480" w:hanging="480"/>
-        <w:spacing w:after="0"/>
       </w:pPr>
       <w:r>
         <w:rPr>
@@ -12909,47 +12997,47 @@
     <w:p>
       <w:pPr>
         <w:pStyle w:val="BodyText"/>
+        <w:spacing w:before="0" w:after="0"/>
         <w:ind w:left="480" w:hanging="480"/>
+      </w:pPr>
+      <w:r>
+        <w:rPr>
+          <w:rFonts w:ascii="Times New Roman" w:hAnsi="Times New Roman" w:eastAsia="Times New Roman" w:cs="Times New Roman"/>
+        </w:rPr>
+        <w:t xml:space="preserve">A. 1:1　　</w:t>
+      </w:r>
+    </w:p>
+    <w:p>
+      <w:pPr>
+        <w:pStyle w:val="BodyText"/>
         <w:spacing w:before="0" w:after="0"/>
-      </w:pPr>
-      <w:r>
-        <w:rPr>
-          <w:rFonts w:ascii="Times New Roman" w:hAnsi="Times New Roman" w:eastAsia="Times New Roman" w:cs="Times New Roman"/>
-        </w:rPr>
-        <w:t xml:space="preserve">A. 1:1　　</w:t>
+        <w:ind w:left="480" w:hanging="480"/>
+      </w:pPr>
+      <w:r>
+        <w:rPr>
+          <w:rFonts w:ascii="Times New Roman" w:hAnsi="Times New Roman" w:eastAsia="Times New Roman" w:cs="Times New Roman"/>
+        </w:rPr>
+        <w:t xml:space="preserve">B. 1:2　　</w:t>
       </w:r>
     </w:p>
     <w:p>
       <w:pPr>
         <w:pStyle w:val="BodyText"/>
+        <w:spacing w:before="0" w:after="0"/>
         <w:ind w:left="480" w:hanging="480"/>
+      </w:pPr>
+      <w:r>
+        <w:rPr>
+          <w:rFonts w:ascii="Times New Roman" w:hAnsi="Times New Roman" w:eastAsia="Times New Roman" w:cs="Times New Roman"/>
+        </w:rPr>
+        <w:t xml:space="preserve">C. 1:3　　</w:t>
+      </w:r>
+    </w:p>
+    <w:p>
+      <w:pPr>
+        <w:pStyle w:val="BodyText"/>
         <w:spacing w:before="0" w:after="0"/>
-      </w:pPr>
-      <w:r>
-        <w:rPr>
-          <w:rFonts w:ascii="Times New Roman" w:hAnsi="Times New Roman" w:eastAsia="Times New Roman" w:cs="Times New Roman"/>
-        </w:rPr>
-        <w:t xml:space="preserve">B. 1:2　　</w:t>
-      </w:r>
-    </w:p>
-    <w:p>
-      <w:pPr>
-        <w:pStyle w:val="BodyText"/>
         <w:ind w:left="480" w:hanging="480"/>
-        <w:spacing w:before="0" w:after="0"/>
-      </w:pPr>
-      <w:r>
-        <w:rPr>
-          <w:rFonts w:ascii="Times New Roman" w:hAnsi="Times New Roman" w:eastAsia="Times New Roman" w:cs="Times New Roman"/>
-        </w:rPr>
-        <w:t xml:space="preserve">C. 1:3　　</w:t>
-      </w:r>
-    </w:p>
-    <w:p>
-      <w:pPr>
-        <w:pStyle w:val="BodyText"/>
-        <w:ind w:left="480" w:hanging="480"/>
-        <w:spacing w:before="0" w:after="180"/>
       </w:pPr>
       <w:r>
         <w:rPr>
@@ -14931,6 +15019,14 @@
       <w:tblPr>
         <w:tblStyle w:val="Table"/>
         <w:tblW w:type="auto" w:w="0"/>
+        <w:tblBorders>
+          <w:top w:val="single" w:sz="12" w:space="0" w:color="000000"/>
+          <w:left w:val="none" w:sz="0" w:space="0" w:color="auto"/>
+          <w:bottom w:val="single" w:sz="12" w:space="0" w:color="000000"/>
+          <w:right w:val="none" w:sz="0" w:space="0" w:color="auto"/>
+          <w:insideH w:val="none" w:sz="0" w:space="0" w:color="auto"/>
+          <w:insideV w:val="none" w:sz="0" w:space="0" w:color="auto"/>
+        </w:tblBorders>
         <w:tblLook w:firstRow="1" w:lastRow="0" w:firstColumn="0" w:lastColumn="0" w:noHBand="0" w:noVBand="0" w:val="0020"/>
       </w:tblPr>
       <w:tblGrid>
@@ -14943,7 +15039,11 @@
           <w:tblHeader w:val="on"/>
         </w:trPr>
         <w:tc>
-          <w:tcPr/>
+          <w:tcPr>
+            <w:tcBorders>
+              <w:bottom w:val="single" w:sz="8" w:space="0" w:color="000000"/>
+            </w:tcBorders>
+          </w:tcPr>
           <w:p>
             <w:pPr>
               <w:pStyle w:val="Compact"/>
@@ -14966,7 +15066,11 @@
           </w:p>
         </w:tc>
         <w:tc>
-          <w:tcPr/>
+          <w:tcPr>
+            <w:tcBorders>
+              <w:bottom w:val="single" w:sz="8" w:space="0" w:color="000000"/>
+            </w:tcBorders>
+          </w:tcPr>
           <w:p>
             <w:pPr>
               <w:pStyle w:val="Compact"/>
@@ -14982,7 +15086,11 @@
           </w:p>
         </w:tc>
         <w:tc>
-          <w:tcPr/>
+          <w:tcPr>
+            <w:tcBorders>
+              <w:bottom w:val="single" w:sz="8" w:space="0" w:color="000000"/>
+            </w:tcBorders>
+          </w:tcPr>
           <w:p>
             <w:pPr>
               <w:pStyle w:val="Compact"/>
@@ -15617,6 +15725,7 @@
     <w:p>
       <w:pPr>
         <w:pStyle w:val="Compact"/>
+        <w:spacing w:before="0" w:after="0"/>
       </w:pPr>
       <w:r>
         <w:rPr>
@@ -15652,6 +15761,7 @@
     <w:p>
       <w:pPr>
         <w:pStyle w:val="Compact"/>
+        <w:spacing w:before="0" w:after="0"/>
       </w:pPr>
       <w:r>
         <w:rPr>
@@ -15757,6 +15867,7 @@
     <w:p>
       <w:pPr>
         <w:pStyle w:val="Compact"/>
+        <w:spacing w:before="0" w:after="0"/>
       </w:pPr>
       <w:r>
         <w:rPr>
@@ -15786,6 +15897,7 @@
     <w:p>
       <w:pPr>
         <w:pStyle w:val="Compact"/>
+        <w:spacing w:before="0" w:after="0"/>
       </w:pPr>
       <w:r>
         <w:rPr>
@@ -16100,8 +16212,8 @@
     <w:p>
       <w:pPr>
         <w:pStyle w:val="BodyText"/>
+        <w:spacing w:before="0" w:after="0"/>
         <w:ind w:left="480" w:hanging="480"/>
-        <w:spacing w:after="0"/>
       </w:pPr>
       <w:r>
         <w:rPr>
@@ -16257,47 +16369,47 @@
     <w:p>
       <w:pPr>
         <w:pStyle w:val="BodyText"/>
+        <w:spacing w:before="0" w:after="0"/>
         <w:ind w:left="480" w:hanging="480"/>
+      </w:pPr>
+      <w:r>
+        <w:rPr>
+          <w:rFonts w:ascii="Times New Roman" w:hAnsi="Times New Roman" w:eastAsia="Times New Roman" w:cs="Times New Roman"/>
+        </w:rPr>
+        <w:t xml:space="preserve">A. 5.00　　</w:t>
+      </w:r>
+    </w:p>
+    <w:p>
+      <w:pPr>
+        <w:pStyle w:val="BodyText"/>
         <w:spacing w:before="0" w:after="0"/>
-      </w:pPr>
-      <w:r>
-        <w:rPr>
-          <w:rFonts w:ascii="Times New Roman" w:hAnsi="Times New Roman" w:eastAsia="Times New Roman" w:cs="Times New Roman"/>
-        </w:rPr>
-        <w:t xml:space="preserve">A. 5.00　　</w:t>
+        <w:ind w:left="480" w:hanging="480"/>
+      </w:pPr>
+      <w:r>
+        <w:rPr>
+          <w:rFonts w:ascii="Times New Roman" w:hAnsi="Times New Roman" w:eastAsia="Times New Roman" w:cs="Times New Roman"/>
+        </w:rPr>
+        <w:t xml:space="preserve">B. 8.00　　</w:t>
       </w:r>
     </w:p>
     <w:p>
       <w:pPr>
         <w:pStyle w:val="BodyText"/>
+        <w:spacing w:before="0" w:after="0"/>
         <w:ind w:left="480" w:hanging="480"/>
+      </w:pPr>
+      <w:r>
+        <w:rPr>
+          <w:rFonts w:ascii="Times New Roman" w:hAnsi="Times New Roman" w:eastAsia="Times New Roman" w:cs="Times New Roman"/>
+        </w:rPr>
+        <w:t xml:space="preserve">C. 12.00　　</w:t>
+      </w:r>
+    </w:p>
+    <w:p>
+      <w:pPr>
+        <w:pStyle w:val="BodyText"/>
         <w:spacing w:before="0" w:after="0"/>
-      </w:pPr>
-      <w:r>
-        <w:rPr>
-          <w:rFonts w:ascii="Times New Roman" w:hAnsi="Times New Roman" w:eastAsia="Times New Roman" w:cs="Times New Roman"/>
-        </w:rPr>
-        <w:t xml:space="preserve">B. 8.00　　</w:t>
-      </w:r>
-    </w:p>
-    <w:p>
-      <w:pPr>
-        <w:pStyle w:val="BodyText"/>
         <w:ind w:left="480" w:hanging="480"/>
-        <w:spacing w:before="0" w:after="0"/>
-      </w:pPr>
-      <w:r>
-        <w:rPr>
-          <w:rFonts w:ascii="Times New Roman" w:hAnsi="Times New Roman" w:eastAsia="Times New Roman" w:cs="Times New Roman"/>
-        </w:rPr>
-        <w:t xml:space="preserve">C. 12.00　　</w:t>
-      </w:r>
-    </w:p>
-    <w:p>
-      <w:pPr>
-        <w:pStyle w:val="BodyText"/>
-        <w:ind w:left="480" w:hanging="480"/>
-        <w:spacing w:before="0" w:after="180"/>
       </w:pPr>
       <w:r>
         <w:rPr>
@@ -16748,6 +16860,7 @@
     <w:p>
       <w:pPr>
         <w:pStyle w:val="Compact"/>
+        <w:spacing w:before="0" w:after="0"/>
       </w:pPr>
       <w:r>
         <w:rPr>
@@ -16765,6 +16878,7 @@
     <w:p>
       <w:pPr>
         <w:pStyle w:val="Compact"/>
+        <w:spacing w:before="0" w:after="0"/>
       </w:pPr>
       <w:r>
         <w:rPr>
@@ -16845,6 +16959,7 @@
     <w:p>
       <w:pPr>
         <w:pStyle w:val="Compact"/>
+        <w:spacing w:before="0" w:after="0"/>
       </w:pPr>
       <w:r>
         <w:rPr>
@@ -16868,6 +16983,7 @@
     <w:p>
       <w:pPr>
         <w:pStyle w:val="Compact"/>
+        <w:spacing w:before="0" w:after="0"/>
       </w:pPr>
       <w:r>
         <w:rPr>
@@ -17286,6 +17402,7 @@
     <w:p>
       <w:pPr>
         <w:pStyle w:val="Compact"/>
+        <w:spacing w:before="0" w:after="0"/>
       </w:pPr>
       <w:r>
         <w:rPr>
@@ -17309,6 +17426,7 @@
     <w:p>
       <w:pPr>
         <w:pStyle w:val="Compact"/>
+        <w:spacing w:before="0" w:after="0"/>
       </w:pPr>
       <w:r>
         <w:rPr>
@@ -17350,6 +17468,7 @@
     <w:p>
       <w:pPr>
         <w:pStyle w:val="Compact"/>
+        <w:spacing w:before="0" w:after="0"/>
       </w:pPr>
       <w:r>
         <w:rPr>
@@ -17367,6 +17486,7 @@
     <w:p>
       <w:pPr>
         <w:pStyle w:val="Compact"/>
+        <w:spacing w:before="0" w:after="0"/>
       </w:pPr>
       <w:r>
         <w:rPr>
@@ -17870,7 +17990,7 @@
     <ns0:rPr>
       <ns0:rFonts ns0:ascii="Times New Roman" ns0:cs="Times New Roman" ns0:eastAsia="SimHei" ns0:hAnsi="Times New Roman"/>
       <ns0:b/>
-      <ns0:color ns0:val="17324D"/>
+      <ns0:color ns0:val="000000"/>
       <ns0:sz ns0:val="44"/>
       <ns0:szCs ns0:val="56"/>
     </ns0:rPr>
@@ -18012,7 +18132,7 @@
     <ns0:rPr>
       <ns0:rFonts ns0:ascii="Times New Roman" ns0:cs="Times New Roman" ns0:eastAsia="SimHei" ns0:hAnsi="Times New Roman"/>
       <ns0:b/>
-      <ns0:color ns0:val="17324D"/>
+      <ns0:color ns0:val="000000"/>
       <ns0:sz ns0:val="32"/>
       <ns0:szCs ns0:val="40"/>
     </ns0:rPr>
@@ -18036,7 +18156,7 @@
     <ns0:rPr>
       <ns0:rFonts ns0:ascii="Times New Roman" ns0:cs="Times New Roman" ns0:eastAsia="SimHei" ns0:hAnsi="Times New Roman"/>
       <ns0:b/>
-      <ns0:color ns0:val="17324D"/>
+      <ns0:color ns0:val="000000"/>
       <ns0:sz ns0:val="28"/>
       <ns0:szCs ns0:val="32"/>
     </ns0:rPr>
@@ -18060,7 +18180,7 @@
     <ns0:rPr>
       <ns0:rFonts ns0:ascii="Times New Roman" ns0:cs="Times New Roman" ns0:eastAsia="SimHei" ns0:hAnsi="Times New Roman"/>
       <ns0:b/>
-      <ns0:color ns0:val="17324D"/>
+      <ns0:color ns0:val="000000"/>
       <ns0:sz ns0:val="25"/>
       <ns0:szCs ns0:val="28"/>
     </ns0:rPr>
